--- a/output/docx/Dossier_presentation_DispoSP.docx
+++ b/output/docx/Dossier_presentation_DispoSP.docx
@@ -3,14 +3,11 @@
 <w:document xmlns:wpc="http://schemas.microsoft.com/office/word/2010/wordprocessingCanvas" xmlns:mo="http://schemas.microsoft.com/office/mac/office/2008/main" xmlns:mc="http://schemas.openxmlformats.org/markup-compatibility/2006" xmlns:mv="urn:schemas-microsoft-com:mac:vml" xmlns:o="urn:schemas-microsoft-com:office:office" xmlns:r="http://schemas.openxmlformats.org/officeDocument/2006/relationships" xmlns:m="http://schemas.openxmlformats.org/officeDocument/2006/math" xmlns:v="urn:schemas-microsoft-com:vml" xmlns:wp14="http://schemas.microsoft.com/office/word/2010/wordprocessingDrawing" xmlns:wp="http://schemas.openxmlformats.org/drawingml/2006/wordprocessingDrawing" xmlns:w10="urn:schemas-microsoft-com:office:word" xmlns:w="http://schemas.openxmlformats.org/wordprocessingml/2006/main" xmlns:w14="http://schemas.microsoft.com/office/word/2010/wordml" xmlns:wpg="http://schemas.microsoft.com/office/word/2010/wordprocessingGroup" xmlns:wpi="http://schemas.microsoft.com/office/word/2010/wordprocessingInk" xmlns:wne="http://schemas.microsoft.com/office/word/2006/wordml" xmlns:wps="http://schemas.microsoft.com/office/word/2010/wordprocessingShape" mc:Ignorable="w14 wp14">
   <w:body>
     <w:p>
-      <w:pPr>
-        <w:spacing w:after="600"/>
-      </w:pPr>
       <w:r>
         <w:drawing>
           <wp:inline xmlns:a="http://schemas.openxmlformats.org/drawingml/2006/main" xmlns:pic="http://schemas.openxmlformats.org/drawingml/2006/picture">
-            <wp:extent cx="3420000" cy="1201822"/>
-            <wp:docPr id="1" name="Picture 1" descr="Logo DispoSP associant une flamme et un calendrier"/>
+            <wp:extent cx="2592000" cy="910855"/>
+            <wp:docPr id="1" name="Picture 1"/>
             <wp:cNvGraphicFramePr>
               <a:graphicFrameLocks noChangeAspect="1"/>
             </wp:cNvGraphicFramePr>
@@ -18,7 +15,7 @@
               <a:graphicData uri="http://schemas.openxmlformats.org/drawingml/2006/picture">
                 <pic:pic>
                   <pic:nvPicPr>
-                    <pic:cNvPr id="0" name="logo-disposp.png"/>
+                    <pic:cNvPr id="0" name="image.png"/>
                     <pic:cNvPicPr/>
                   </pic:nvPicPr>
                   <pic:blipFill>
@@ -30,7 +27,7 @@
                   <pic:spPr>
                     <a:xfrm>
                       <a:off x="0" y="0"/>
-                      <a:ext cx="3420000" cy="1201822"/>
+                      <a:ext cx="2592000" cy="910855"/>
                     </a:xfrm>
                     <a:prstGeom prst="rect"/>
                   </pic:spPr>
@@ -56,9 +53,7 @@
         <w:pStyle w:val="Subtitle"/>
       </w:pPr>
       <w:r>
-        <w:t>Gestion des disponibilités</w:t>
-        <w:br/>
-        <w:t>et préparation des gardes</w:t>
+        <w:t>Disponibilités et organisation des gardes</w:t>
       </w:r>
     </w:p>
     <w:p>
@@ -73,10 +68,8 @@
       <w:r>
         <w:rPr>
           <w:b w:val="0"/>
-          <w:color w:val="505762"/>
-          <w:sz w:val="18"/>
         </w:rPr>
-        <w:t>23 septembre 2026  •  Version 1.0</w:t>
+        <w:t>Édition du 21 octobre 2026</w:t>
       </w:r>
     </w:p>
     <w:p>
@@ -92,7 +85,7 @@
         <w:rPr>
           <w:b w:val="0"/>
         </w:rPr>
-        <w:t>DispoSP est une application web destinée aux sapeurs-pompiers et à leur encadrement. Elle rassemble la déclaration des disponibilités, l’analyse des besoins et la préparation des gardes dans un espace commun, accessible sur ordinateur et téléphone.</w:t>
+        <w:t>DispoSP réunit les disponibilités des sapeurs-pompiers, les besoins du centre et les gardes publiées dans une application accessible sur ordinateur et téléphone. Les agents répondent aux campagnes ; les gestionnaires choisissent les affectations et publient le planning.</w:t>
       </w:r>
     </w:p>
     <w:p>
@@ -100,7 +93,7 @@
         <w:rPr>
           <w:b w:val="0"/>
         </w:rPr>
-        <w:t>L’agent indique quand il peut être présent. L’encadrement vérifie les effectifs et les qualifications, choisit les affectations puis publie le planning. Une disponibilité devient ainsi une possibilité de planification ; seule la publication confirme la garde à l’agent.</w:t>
+        <w:t>La version d’octobre étend ce circuit à la publication mensuelle, aux appels à remplacement, aux rappels automatiques et à l’abonnement à un agenda personnel. Le gestionnaire conserve la décision finale : une disponibilité ou une candidature ne confirme pas une garde.</w:t>
       </w:r>
     </w:p>
     <w:p>
@@ -108,7 +101,39 @@
         <w:pStyle w:val="Heading2"/>
       </w:pPr>
       <w:r>
-        <w:t>La prochaine étape</w:t>
+        <w:t>Ce que le centre peut en attendre</w:t>
+      </w:r>
+    </w:p>
+    <w:p>
+      <w:pPr>
+        <w:pStyle w:val="ListBullet"/>
+      </w:pPr>
+      <w:r>
+        <w:t>Rassembler les réponses et repérer les manques d’effectif ou de qualification.</w:t>
+      </w:r>
+    </w:p>
+    <w:p>
+      <w:pPr>
+        <w:pStyle w:val="ListBullet"/>
+      </w:pPr>
+      <w:r>
+        <w:t>Publier les gardes prêtes d’un mois depuis un seul aperçu.</w:t>
+      </w:r>
+    </w:p>
+    <w:p>
+      <w:pPr>
+        <w:pStyle w:val="ListBullet"/>
+      </w:pPr>
+      <w:r>
+        <w:t>Solliciter des remplaçants et suivre les propositions au même endroit.</w:t>
+      </w:r>
+    </w:p>
+    <w:p>
+      <w:pPr>
+        <w:pStyle w:val="ListBullet"/>
+      </w:pPr>
+      <w:r>
+        <w:t>Informer les agents et limiter les oublis grâce aux rappels et à l’agenda.</w:t>
       </w:r>
     </w:p>
     <w:p>
@@ -116,7 +141,7 @@
         <w:rPr>
           <w:b w:val="0"/>
         </w:rPr>
-        <w:t>Le socle fonctionnel est développé. L’audit du 22 septembre 2026 conclut à une application techniquement déployable en préproduction, avec des correctifs encore nécessaires avant une exploitation autonome des gardes réelles. Une expérimentation encadrée permettra ensuite de valider les usages sur le terrain.</w:t>
+        <w:t>Ces bénéfices sont des objectifs d’usage. Le temps gagné et les délais de remplacement restent à mesurer au centre.</w:t>
       </w:r>
     </w:p>
     <w:p>
@@ -131,20 +156,16 @@
       <w:r>
         <w:rPr>
           <w:b w:val="0"/>
-          <w:color w:val="505762"/>
-          <w:sz w:val="18"/>
         </w:rPr>
-        <w:t>Usages et responsabilités  2</w:t>
+        <w:t>Rôles et disponibilités · 2</w:t>
         <w:br/>
-        <w:t>Parcours agent et horaires  3</w:t>
+        <w:t>Planning et publication · 3</w:t>
         <w:br/>
-        <w:t>Préparation du planning  4</w:t>
+        <w:t>Remplacements · 4</w:t>
         <w:br/>
-        <w:t>Mobile et communication  5</w:t>
+        <w:t>Notifications et agenda · 5</w:t>
         <w:br/>
-        <w:t>État du projet  6</w:t>
-        <w:br/>
-        <w:t>Proposition de mise en service  7</w:t>
+        <w:t>État du produit et mise en service · 6</w:t>
       </w:r>
     </w:p>
     <w:p>
@@ -157,7 +178,7 @@
         <w:pStyle w:val="Heading1"/>
       </w:pPr>
       <w:r>
-        <w:t>Les usages et les responsabilités</w:t>
+        <w:t>Les rôles et les disponibilités</w:t>
       </w:r>
     </w:p>
     <w:p>
@@ -165,81 +186,7 @@
         <w:rPr>
           <w:b w:val="0"/>
         </w:rPr>
-        <w:t>La préparation d’un mois de garde demande de rapprocher les disponibilités individuelles, les besoins du centre et les compétences requises. DispoSP organise ce travail autour de campagnes, avec une réponse explicite de chaque agent et une publication maîtrisée par l’encadrement.</w:t>
-      </w:r>
-    </w:p>
-    <w:p>
-      <w:pPr>
-        <w:pStyle w:val="Heading2"/>
-      </w:pPr>
-      <w:r>
-        <w:t>Les résultats recherchés</w:t>
-      </w:r>
-    </w:p>
-    <w:p>
-      <w:pPr>
-        <w:spacing w:after="100"/>
-        <w:ind w:left="170" w:hanging="170"/>
-      </w:pPr>
-      <w:r>
-        <w:rPr>
-          <w:b w:val="0"/>
-        </w:rPr>
-        <w:t>•  Centraliser les réponses pour limiter les ressaisies et les échanges dispersés.</w:t>
-      </w:r>
-    </w:p>
-    <w:p>
-      <w:pPr>
-        <w:spacing w:after="100"/>
-        <w:ind w:left="170" w:hanging="170"/>
-      </w:pPr>
-      <w:r>
-        <w:rPr>
-          <w:b w:val="0"/>
-        </w:rPr>
-        <w:t>•  Repérer les dates ou les qualifications insuffisamment couvertes avant la publication.</w:t>
-      </w:r>
-    </w:p>
-    <w:p>
-      <w:pPr>
-        <w:spacing w:after="100"/>
-        <w:ind w:left="170" w:hanging="170"/>
-      </w:pPr>
-      <w:r>
-        <w:rPr>
-          <w:b w:val="0"/>
-        </w:rPr>
-        <w:t>•  Distinguer les disponibilités déclarées, le planning en préparation et les gardes publiées.</w:t>
-      </w:r>
-    </w:p>
-    <w:p>
-      <w:pPr>
-        <w:spacing w:after="100"/>
-        <w:ind w:left="170" w:hanging="170"/>
-      </w:pPr>
-      <w:r>
-        <w:rPr>
-          <w:b w:val="0"/>
-        </w:rPr>
-        <w:t>•  Retrouver les décisions et les modifications grâce à un historique partagé selon les droits.</w:t>
-      </w:r>
-    </w:p>
-    <w:p>
-      <w:r>
-        <w:rPr>
-          <w:b w:val="0"/>
-          <w:color w:val="505762"/>
-          <w:sz w:val="18"/>
-        </w:rPr>
-        <w:t>Ces bénéfices sont des objectifs d’usage. Le temps gagné et la réduction des erreurs devront être mesurés pendant l’expérimentation.</w:t>
-      </w:r>
-    </w:p>
-    <w:p>
-      <w:pPr>
-        <w:pStyle w:val="Heading2"/>
-      </w:pPr>
-      <w:r>
-        <w:t>Trois rôles</w:t>
+        <w:t>Une campagne concerne une équipe et un mois. Les réponses attendues portent sur les agents actifs qui prennent des gardes. Dans le modèle actuel, les gestionnaires et administrateurs assurent l’encadrement et ne prennent pas de gardes.</w:t>
       </w:r>
     </w:p>
     <w:tbl>
@@ -248,18 +195,10 @@
         <w:jc w:val="center"/>
         <w:tblLayout w:type="fixed"/>
         <w:tblLook w:firstColumn="1" w:firstRow="1" w:lastColumn="0" w:lastRow="0" w:noHBand="0" w:noVBand="1" w:val="04A0"/>
-        <w:tblBorders>
-          <w:top w:val="single" w:sz="4" w:color="D9D9D9"/>
-          <w:left w:val="single" w:sz="4" w:color="D9D9D9"/>
-          <w:bottom w:val="single" w:sz="4" w:color="D9D9D9"/>
-          <w:right w:val="single" w:sz="4" w:color="D9D9D9"/>
-          <w:insideH w:val="single" w:sz="4" w:color="D9D9D9"/>
-          <w:insideV w:val="single" w:sz="4" w:color="D9D9D9"/>
-        </w:tblBorders>
       </w:tblPr>
       <w:tblGrid>
-        <w:gridCol w:w="1871"/>
-        <w:gridCol w:w="7767"/>
+        <w:gridCol w:w="2268"/>
+        <w:gridCol w:w="7370"/>
       </w:tblGrid>
       <w:tr>
         <w:trPr>
@@ -268,25 +207,30 @@
         </w:trPr>
         <w:tc>
           <w:tcPr>
-            <w:tcW w:type="dxa" w:w="1871"/>
+            <w:tcW w:type="dxa" w:w="2268"/>
             <w:vAlign w:val="center"/>
-            <w:shd w:fill="12334D"/>
             <w:tcMar>
-              <w:top w:w="115" w:type="dxa"/>
-              <w:left w:w="115" w:type="dxa"/>
-              <w:bottom w:w="115" w:type="dxa"/>
-              <w:right w:w="115" w:type="dxa"/>
+              <w:top w:w="100" w:type="dxa"/>
+              <w:left w:w="100" w:type="dxa"/>
+              <w:bottom w:w="100" w:type="dxa"/>
+              <w:right w:w="100" w:type="dxa"/>
             </w:tcMar>
+            <w:shd w:fill="DCE7EF"/>
+            <w:tcBorders>
+              <w:top w:val="single" w:sz="4" w:color="D9D9D9"/>
+              <w:left w:val="single" w:sz="4" w:color="D9D9D9"/>
+              <w:bottom w:val="single" w:sz="4" w:color="D9D9D9"/>
+              <w:right w:val="single" w:sz="4" w:color="D9D9D9"/>
+            </w:tcBorders>
           </w:tcPr>
           <w:p>
             <w:pPr>
-              <w:spacing w:after="0" w:line="252" w:lineRule="auto"/>
+              <w:spacing w:after="40" w:line="247" w:lineRule="auto"/>
             </w:pPr>
             <w:r>
               <w:rPr>
                 <w:b/>
-                <w:color w:val="FFFFFF"/>
-                <w:sz w:val="20"/>
+                <w:sz w:val="21"/>
               </w:rPr>
               <w:t>Rôle</w:t>
             </w:r>
@@ -294,27 +238,32 @@
         </w:tc>
         <w:tc>
           <w:tcPr>
-            <w:tcW w:type="dxa" w:w="7767"/>
+            <w:tcW w:type="dxa" w:w="7370"/>
             <w:vAlign w:val="center"/>
-            <w:shd w:fill="12334D"/>
             <w:tcMar>
-              <w:top w:w="115" w:type="dxa"/>
-              <w:left w:w="115" w:type="dxa"/>
-              <w:bottom w:w="115" w:type="dxa"/>
-              <w:right w:w="115" w:type="dxa"/>
+              <w:top w:w="100" w:type="dxa"/>
+              <w:left w:w="100" w:type="dxa"/>
+              <w:bottom w:w="100" w:type="dxa"/>
+              <w:right w:w="100" w:type="dxa"/>
             </w:tcMar>
+            <w:shd w:fill="DCE7EF"/>
+            <w:tcBorders>
+              <w:top w:val="single" w:sz="4" w:color="D9D9D9"/>
+              <w:left w:val="single" w:sz="4" w:color="D9D9D9"/>
+              <w:bottom w:val="single" w:sz="4" w:color="D9D9D9"/>
+              <w:right w:val="single" w:sz="4" w:color="D9D9D9"/>
+            </w:tcBorders>
           </w:tcPr>
           <w:p>
             <w:pPr>
-              <w:spacing w:after="0" w:line="252" w:lineRule="auto"/>
+              <w:spacing w:after="40" w:line="247" w:lineRule="auto"/>
             </w:pPr>
             <w:r>
               <w:rPr>
                 <w:b/>
-                <w:color w:val="FFFFFF"/>
-                <w:sz w:val="20"/>
+                <w:sz w:val="21"/>
               </w:rPr>
-              <w:t>Responsabilités principales</w:t>
+              <w:t>Responsabilités</w:t>
             </w:r>
           </w:p>
         </w:tc>
@@ -325,23 +274,30 @@
         </w:trPr>
         <w:tc>
           <w:tcPr>
-            <w:tcW w:type="dxa" w:w="1871"/>
+            <w:tcW w:type="dxa" w:w="2268"/>
             <w:vAlign w:val="center"/>
-            <w:shd w:fill="F2F5F8"/>
             <w:tcMar>
-              <w:top w:w="115" w:type="dxa"/>
-              <w:left w:w="115" w:type="dxa"/>
-              <w:bottom w:w="115" w:type="dxa"/>
-              <w:right w:w="115" w:type="dxa"/>
+              <w:top w:w="100" w:type="dxa"/>
+              <w:left w:w="100" w:type="dxa"/>
+              <w:bottom w:w="100" w:type="dxa"/>
+              <w:right w:w="100" w:type="dxa"/>
             </w:tcMar>
+            <w:shd w:fill="FFFFFF"/>
+            <w:tcBorders>
+              <w:top w:val="single" w:sz="4" w:color="D9D9D9"/>
+              <w:left w:val="single" w:sz="4" w:color="D9D9D9"/>
+              <w:bottom w:val="single" w:sz="4" w:color="D9D9D9"/>
+              <w:right w:val="single" w:sz="4" w:color="D9D9D9"/>
+            </w:tcBorders>
           </w:tcPr>
           <w:p>
             <w:pPr>
-              <w:spacing w:after="0" w:line="252" w:lineRule="auto"/>
+              <w:spacing w:after="40" w:line="247" w:lineRule="auto"/>
             </w:pPr>
             <w:r>
               <w:rPr>
-                <w:sz w:val="20"/>
+                <w:b w:val="0"/>
+                <w:sz w:val="21"/>
               </w:rPr>
               <w:t>Agent</w:t>
             </w:r>
@@ -349,25 +305,32 @@
         </w:tc>
         <w:tc>
           <w:tcPr>
-            <w:tcW w:type="dxa" w:w="7767"/>
+            <w:tcW w:type="dxa" w:w="7370"/>
             <w:vAlign w:val="center"/>
-            <w:shd w:fill="F2F5F8"/>
             <w:tcMar>
-              <w:top w:w="115" w:type="dxa"/>
-              <w:left w:w="115" w:type="dxa"/>
-              <w:bottom w:w="115" w:type="dxa"/>
-              <w:right w:w="115" w:type="dxa"/>
+              <w:top w:w="100" w:type="dxa"/>
+              <w:left w:w="100" w:type="dxa"/>
+              <w:bottom w:w="100" w:type="dxa"/>
+              <w:right w:w="100" w:type="dxa"/>
             </w:tcMar>
+            <w:shd w:fill="FFFFFF"/>
+            <w:tcBorders>
+              <w:top w:val="single" w:sz="4" w:color="D9D9D9"/>
+              <w:left w:val="single" w:sz="4" w:color="D9D9D9"/>
+              <w:bottom w:val="single" w:sz="4" w:color="D9D9D9"/>
+              <w:right w:val="single" w:sz="4" w:color="D9D9D9"/>
+            </w:tcBorders>
           </w:tcPr>
           <w:p>
             <w:pPr>
-              <w:spacing w:after="0" w:line="252" w:lineRule="auto"/>
+              <w:spacing w:after="40" w:line="247" w:lineRule="auto"/>
             </w:pPr>
             <w:r>
               <w:rPr>
-                <w:sz w:val="20"/>
+                <w:b w:val="0"/>
+                <w:sz w:val="21"/>
               </w:rPr>
-              <w:t>Renseigner et valider ses disponibilités, consulter ses gardes publiées et signaler un désistement.</w:t>
+              <w:t>Renseigner et valider ses disponibilités, consulter ses gardes, répondre aux appels et signaler un empêchement.</w:t>
             </w:r>
           </w:p>
         </w:tc>
@@ -378,23 +341,30 @@
         </w:trPr>
         <w:tc>
           <w:tcPr>
-            <w:tcW w:type="dxa" w:w="1871"/>
+            <w:tcW w:type="dxa" w:w="2268"/>
             <w:vAlign w:val="center"/>
-            <w:shd w:fill="FFFFFF"/>
             <w:tcMar>
-              <w:top w:w="115" w:type="dxa"/>
-              <w:left w:w="115" w:type="dxa"/>
-              <w:bottom w:w="115" w:type="dxa"/>
-              <w:right w:w="115" w:type="dxa"/>
+              <w:top w:w="100" w:type="dxa"/>
+              <w:left w:w="100" w:type="dxa"/>
+              <w:bottom w:w="100" w:type="dxa"/>
+              <w:right w:w="100" w:type="dxa"/>
             </w:tcMar>
+            <w:shd w:fill="F5F7F9"/>
+            <w:tcBorders>
+              <w:top w:val="single" w:sz="4" w:color="D9D9D9"/>
+              <w:left w:val="single" w:sz="4" w:color="D9D9D9"/>
+              <w:bottom w:val="single" w:sz="4" w:color="D9D9D9"/>
+              <w:right w:val="single" w:sz="4" w:color="D9D9D9"/>
+            </w:tcBorders>
           </w:tcPr>
           <w:p>
             <w:pPr>
-              <w:spacing w:after="0" w:line="252" w:lineRule="auto"/>
+              <w:spacing w:after="40" w:line="247" w:lineRule="auto"/>
             </w:pPr>
             <w:r>
               <w:rPr>
-                <w:sz w:val="20"/>
+                <w:b w:val="0"/>
+                <w:sz w:val="21"/>
               </w:rPr>
               <w:t>Gestionnaire</w:t>
             </w:r>
@@ -402,25 +372,32 @@
         </w:tc>
         <w:tc>
           <w:tcPr>
-            <w:tcW w:type="dxa" w:w="7767"/>
+            <w:tcW w:type="dxa" w:w="7370"/>
             <w:vAlign w:val="center"/>
-            <w:shd w:fill="FFFFFF"/>
             <w:tcMar>
-              <w:top w:w="115" w:type="dxa"/>
-              <w:left w:w="115" w:type="dxa"/>
-              <w:bottom w:w="115" w:type="dxa"/>
-              <w:right w:w="115" w:type="dxa"/>
+              <w:top w:w="100" w:type="dxa"/>
+              <w:left w:w="100" w:type="dxa"/>
+              <w:bottom w:w="100" w:type="dxa"/>
+              <w:right w:w="100" w:type="dxa"/>
             </w:tcMar>
+            <w:shd w:fill="F5F7F9"/>
+            <w:tcBorders>
+              <w:top w:val="single" w:sz="4" w:color="D9D9D9"/>
+              <w:left w:val="single" w:sz="4" w:color="D9D9D9"/>
+              <w:bottom w:val="single" w:sz="4" w:color="D9D9D9"/>
+              <w:right w:val="single" w:sz="4" w:color="D9D9D9"/>
+            </w:tcBorders>
           </w:tcPr>
           <w:p>
             <w:pPr>
-              <w:spacing w:after="0" w:line="252" w:lineRule="auto"/>
+              <w:spacing w:after="40" w:line="247" w:lineRule="auto"/>
             </w:pPr>
             <w:r>
               <w:rPr>
-                <w:sz w:val="20"/>
+                <w:b w:val="0"/>
+                <w:sz w:val="21"/>
               </w:rPr>
-              <w:t>Suivre les réponses, définir les besoins, préparer et publier les gardes, gérer les agents et traiter les désistements du centre.</w:t>
+              <w:t>Gérer les campagnes, besoins, agents et qualifications ; préparer, publier et remplacer dans son centre.</w:t>
             </w:r>
           </w:p>
         </w:tc>
@@ -431,23 +408,30 @@
         </w:trPr>
         <w:tc>
           <w:tcPr>
-            <w:tcW w:type="dxa" w:w="1871"/>
+            <w:tcW w:type="dxa" w:w="2268"/>
             <w:vAlign w:val="center"/>
-            <w:shd w:fill="F2F5F8"/>
             <w:tcMar>
-              <w:top w:w="115" w:type="dxa"/>
-              <w:left w:w="115" w:type="dxa"/>
-              <w:bottom w:w="115" w:type="dxa"/>
-              <w:right w:w="115" w:type="dxa"/>
+              <w:top w:w="100" w:type="dxa"/>
+              <w:left w:w="100" w:type="dxa"/>
+              <w:bottom w:w="100" w:type="dxa"/>
+              <w:right w:w="100" w:type="dxa"/>
             </w:tcMar>
+            <w:shd w:fill="FFFFFF"/>
+            <w:tcBorders>
+              <w:top w:val="single" w:sz="4" w:color="D9D9D9"/>
+              <w:left w:val="single" w:sz="4" w:color="D9D9D9"/>
+              <w:bottom w:val="single" w:sz="4" w:color="D9D9D9"/>
+              <w:right w:val="single" w:sz="4" w:color="D9D9D9"/>
+            </w:tcBorders>
           </w:tcPr>
           <w:p>
             <w:pPr>
-              <w:spacing w:after="0" w:line="252" w:lineRule="auto"/>
+              <w:spacing w:after="40" w:line="247" w:lineRule="auto"/>
             </w:pPr>
             <w:r>
               <w:rPr>
-                <w:sz w:val="20"/>
+                <w:b w:val="0"/>
+                <w:sz w:val="21"/>
               </w:rPr>
               <w:t>Administrateur</w:t>
             </w:r>
@@ -455,25 +439,32 @@
         </w:tc>
         <w:tc>
           <w:tcPr>
-            <w:tcW w:type="dxa" w:w="7767"/>
+            <w:tcW w:type="dxa" w:w="7370"/>
             <w:vAlign w:val="center"/>
-            <w:shd w:fill="F2F5F8"/>
             <w:tcMar>
-              <w:top w:w="115" w:type="dxa"/>
-              <w:left w:w="115" w:type="dxa"/>
-              <w:bottom w:w="115" w:type="dxa"/>
-              <w:right w:w="115" w:type="dxa"/>
+              <w:top w:w="100" w:type="dxa"/>
+              <w:left w:w="100" w:type="dxa"/>
+              <w:bottom w:w="100" w:type="dxa"/>
+              <w:right w:w="100" w:type="dxa"/>
             </w:tcMar>
+            <w:shd w:fill="FFFFFF"/>
+            <w:tcBorders>
+              <w:top w:val="single" w:sz="4" w:color="D9D9D9"/>
+              <w:left w:val="single" w:sz="4" w:color="D9D9D9"/>
+              <w:bottom w:val="single" w:sz="4" w:color="D9D9D9"/>
+              <w:right w:val="single" w:sz="4" w:color="D9D9D9"/>
+            </w:tcBorders>
           </w:tcPr>
           <w:p>
             <w:pPr>
-              <w:spacing w:after="0" w:line="252" w:lineRule="auto"/>
+              <w:spacing w:after="40" w:line="247" w:lineRule="auto"/>
             </w:pPr>
             <w:r>
               <w:rPr>
-                <w:sz w:val="20"/>
+                <w:b w:val="0"/>
+                <w:sz w:val="21"/>
               </w:rPr>
-              <w:t>Assurer les responsabilités de gestion et disposer des droits supplémentaires liés à l’administration des rôles.</w:t>
+              <w:t>Exercer les responsabilités de gestion et les droits supplémentaires sur les rôles.</w:t>
             </w:r>
           </w:p>
         </w:tc>
@@ -481,12 +472,15 @@
     </w:tbl>
     <w:p>
       <w:pPr>
-        <w:spacing w:after="0" w:before="0" w:line="240" w:lineRule="auto"/>
+        <w:spacing w:after="0"/>
+      </w:pPr>
+    </w:p>
+    <w:p>
+      <w:pPr>
+        <w:pStyle w:val="Heading2"/>
       </w:pPr>
       <w:r>
-        <w:rPr>
-          <w:sz w:val="6"/>
-        </w:rPr>
+        <w:t>Une réponse explicite</w:t>
       </w:r>
     </w:p>
     <w:p>
@@ -494,7 +488,15 @@
         <w:rPr>
           <w:b w:val="0"/>
         </w:rPr>
-        <w:t>L’accès se fait par invitation. L’agent choisit lui-même son mot de passe. Un gestionnaire peut inviter un agent ou un autre gestionnaire ; l’attribution du rôle administrateur reste réservée à un administrateur.</w:t>
+        <w:t>Le calendrier propose Jour, Nuit, 24 h, Indisponible et Non renseigné. La saisie rapide remplit une période ou applique une semaine type, qui peut être conservée pour les mois suivants. L’agent vérifie les exceptions puis valide sa réponse complète.</w:t>
+      </w:r>
+    </w:p>
+    <w:p>
+      <w:r>
+        <w:rPr>
+          <w:b w:val="0"/>
+        </w:rPr>
+        <w:t>Une modification invalide la validation précédente. Le verrouillage manuel suspend les réponses et peut être levé avant l’échéance. La date de clôture ferme définitivement la collecte de cette campagne ; elle ne publie aucune garde.</w:t>
       </w:r>
     </w:p>
     <w:p>
@@ -502,7 +504,434 @@
         <w:pStyle w:val="Heading2"/>
       </w:pPr>
       <w:r>
-        <w:t>Un circuit de décision explicite</w:t>
+        <w:t>Des créneaux définis par campagne</w:t>
+      </w:r>
+    </w:p>
+    <w:tbl>
+      <w:tblPr>
+        <w:tblW w:type="auto" w:w="0"/>
+        <w:jc w:val="center"/>
+        <w:tblLayout w:type="fixed"/>
+        <w:tblLook w:firstColumn="1" w:firstRow="1" w:lastColumn="0" w:lastRow="0" w:noHBand="0" w:noVBand="1" w:val="04A0"/>
+      </w:tblPr>
+      <w:tblGrid>
+        <w:gridCol w:w="1701"/>
+        <w:gridCol w:w="3855"/>
+        <w:gridCol w:w="4082"/>
+      </w:tblGrid>
+      <w:tr>
+        <w:trPr>
+          <w:cantSplit/>
+          <w:tblHeader/>
+        </w:trPr>
+        <w:tc>
+          <w:tcPr>
+            <w:tcW w:type="dxa" w:w="1701"/>
+            <w:vAlign w:val="center"/>
+            <w:tcMar>
+              <w:top w:w="100" w:type="dxa"/>
+              <w:left w:w="100" w:type="dxa"/>
+              <w:bottom w:w="100" w:type="dxa"/>
+              <w:right w:w="100" w:type="dxa"/>
+            </w:tcMar>
+            <w:shd w:fill="DCE7EF"/>
+            <w:tcBorders>
+              <w:top w:val="single" w:sz="4" w:color="D9D9D9"/>
+              <w:left w:val="single" w:sz="4" w:color="D9D9D9"/>
+              <w:bottom w:val="single" w:sz="4" w:color="D9D9D9"/>
+              <w:right w:val="single" w:sz="4" w:color="D9D9D9"/>
+            </w:tcBorders>
+          </w:tcPr>
+          <w:p>
+            <w:pPr>
+              <w:spacing w:after="40" w:line="247" w:lineRule="auto"/>
+            </w:pPr>
+            <w:r>
+              <w:rPr>
+                <w:b/>
+                <w:sz w:val="21"/>
+              </w:rPr>
+              <w:t>Créneau</w:t>
+            </w:r>
+          </w:p>
+        </w:tc>
+        <w:tc>
+          <w:tcPr>
+            <w:tcW w:type="dxa" w:w="3855"/>
+            <w:vAlign w:val="center"/>
+            <w:tcMar>
+              <w:top w:w="100" w:type="dxa"/>
+              <w:left w:w="100" w:type="dxa"/>
+              <w:bottom w:w="100" w:type="dxa"/>
+              <w:right w:w="100" w:type="dxa"/>
+            </w:tcMar>
+            <w:shd w:fill="DCE7EF"/>
+            <w:tcBorders>
+              <w:top w:val="single" w:sz="4" w:color="D9D9D9"/>
+              <w:left w:val="single" w:sz="4" w:color="D9D9D9"/>
+              <w:bottom w:val="single" w:sz="4" w:color="D9D9D9"/>
+              <w:right w:val="single" w:sz="4" w:color="D9D9D9"/>
+            </w:tcBorders>
+          </w:tcPr>
+          <w:p>
+            <w:pPr>
+              <w:spacing w:after="40" w:line="247" w:lineRule="auto"/>
+            </w:pPr>
+            <w:r>
+              <w:rPr>
+                <w:b/>
+                <w:sz w:val="21"/>
+              </w:rPr>
+              <w:t>Horaires par défaut</w:t>
+            </w:r>
+          </w:p>
+        </w:tc>
+        <w:tc>
+          <w:tcPr>
+            <w:tcW w:type="dxa" w:w="4082"/>
+            <w:vAlign w:val="center"/>
+            <w:tcMar>
+              <w:top w:w="100" w:type="dxa"/>
+              <w:left w:w="100" w:type="dxa"/>
+              <w:bottom w:w="100" w:type="dxa"/>
+              <w:right w:w="100" w:type="dxa"/>
+            </w:tcMar>
+            <w:shd w:fill="DCE7EF"/>
+            <w:tcBorders>
+              <w:top w:val="single" w:sz="4" w:color="D9D9D9"/>
+              <w:left w:val="single" w:sz="4" w:color="D9D9D9"/>
+              <w:bottom w:val="single" w:sz="4" w:color="D9D9D9"/>
+              <w:right w:val="single" w:sz="4" w:color="D9D9D9"/>
+            </w:tcBorders>
+          </w:tcPr>
+          <w:p>
+            <w:pPr>
+              <w:spacing w:after="40" w:line="247" w:lineRule="auto"/>
+            </w:pPr>
+            <w:r>
+              <w:rPr>
+                <w:b/>
+                <w:sz w:val="21"/>
+              </w:rPr>
+              <w:t>Date de rattachement</w:t>
+            </w:r>
+          </w:p>
+        </w:tc>
+      </w:tr>
+      <w:tr>
+        <w:trPr>
+          <w:cantSplit/>
+        </w:trPr>
+        <w:tc>
+          <w:tcPr>
+            <w:tcW w:type="dxa" w:w="1701"/>
+            <w:vAlign w:val="center"/>
+            <w:tcMar>
+              <w:top w:w="100" w:type="dxa"/>
+              <w:left w:w="100" w:type="dxa"/>
+              <w:bottom w:w="100" w:type="dxa"/>
+              <w:right w:w="100" w:type="dxa"/>
+            </w:tcMar>
+            <w:shd w:fill="FFFFFF"/>
+            <w:tcBorders>
+              <w:top w:val="single" w:sz="4" w:color="D9D9D9"/>
+              <w:left w:val="single" w:sz="4" w:color="D9D9D9"/>
+              <w:bottom w:val="single" w:sz="4" w:color="D9D9D9"/>
+              <w:right w:val="single" w:sz="4" w:color="D9D9D9"/>
+            </w:tcBorders>
+          </w:tcPr>
+          <w:p>
+            <w:pPr>
+              <w:spacing w:after="40" w:line="247" w:lineRule="auto"/>
+            </w:pPr>
+            <w:r>
+              <w:rPr>
+                <w:b w:val="0"/>
+                <w:sz w:val="21"/>
+              </w:rPr>
+              <w:t>Jour</w:t>
+            </w:r>
+          </w:p>
+        </w:tc>
+        <w:tc>
+          <w:tcPr>
+            <w:tcW w:type="dxa" w:w="3855"/>
+            <w:vAlign w:val="center"/>
+            <w:tcMar>
+              <w:top w:w="100" w:type="dxa"/>
+              <w:left w:w="100" w:type="dxa"/>
+              <w:bottom w:w="100" w:type="dxa"/>
+              <w:right w:w="100" w:type="dxa"/>
+            </w:tcMar>
+            <w:shd w:fill="FFFFFF"/>
+            <w:tcBorders>
+              <w:top w:val="single" w:sz="4" w:color="D9D9D9"/>
+              <w:left w:val="single" w:sz="4" w:color="D9D9D9"/>
+              <w:bottom w:val="single" w:sz="4" w:color="D9D9D9"/>
+              <w:right w:val="single" w:sz="4" w:color="D9D9D9"/>
+            </w:tcBorders>
+          </w:tcPr>
+          <w:p>
+            <w:pPr>
+              <w:spacing w:after="40" w:line="247" w:lineRule="auto"/>
+            </w:pPr>
+            <w:r>
+              <w:rPr>
+                <w:b w:val="0"/>
+                <w:sz w:val="21"/>
+              </w:rPr>
+              <w:t>8 h à 20 h</w:t>
+            </w:r>
+          </w:p>
+        </w:tc>
+        <w:tc>
+          <w:tcPr>
+            <w:tcW w:type="dxa" w:w="4082"/>
+            <w:vAlign w:val="center"/>
+            <w:tcMar>
+              <w:top w:w="100" w:type="dxa"/>
+              <w:left w:w="100" w:type="dxa"/>
+              <w:bottom w:w="100" w:type="dxa"/>
+              <w:right w:w="100" w:type="dxa"/>
+            </w:tcMar>
+            <w:shd w:fill="FFFFFF"/>
+            <w:tcBorders>
+              <w:top w:val="single" w:sz="4" w:color="D9D9D9"/>
+              <w:left w:val="single" w:sz="4" w:color="D9D9D9"/>
+              <w:bottom w:val="single" w:sz="4" w:color="D9D9D9"/>
+              <w:right w:val="single" w:sz="4" w:color="D9D9D9"/>
+            </w:tcBorders>
+          </w:tcPr>
+          <w:p>
+            <w:pPr>
+              <w:spacing w:after="40" w:line="247" w:lineRule="auto"/>
+            </w:pPr>
+            <w:r>
+              <w:rPr>
+                <w:b w:val="0"/>
+                <w:sz w:val="21"/>
+              </w:rPr>
+              <w:t>Date du jour</w:t>
+            </w:r>
+          </w:p>
+        </w:tc>
+      </w:tr>
+      <w:tr>
+        <w:trPr>
+          <w:cantSplit/>
+        </w:trPr>
+        <w:tc>
+          <w:tcPr>
+            <w:tcW w:type="dxa" w:w="1701"/>
+            <w:vAlign w:val="center"/>
+            <w:tcMar>
+              <w:top w:w="100" w:type="dxa"/>
+              <w:left w:w="100" w:type="dxa"/>
+              <w:bottom w:w="100" w:type="dxa"/>
+              <w:right w:w="100" w:type="dxa"/>
+            </w:tcMar>
+            <w:shd w:fill="F5F7F9"/>
+            <w:tcBorders>
+              <w:top w:val="single" w:sz="4" w:color="D9D9D9"/>
+              <w:left w:val="single" w:sz="4" w:color="D9D9D9"/>
+              <w:bottom w:val="single" w:sz="4" w:color="D9D9D9"/>
+              <w:right w:val="single" w:sz="4" w:color="D9D9D9"/>
+            </w:tcBorders>
+          </w:tcPr>
+          <w:p>
+            <w:pPr>
+              <w:spacing w:after="40" w:line="247" w:lineRule="auto"/>
+            </w:pPr>
+            <w:r>
+              <w:rPr>
+                <w:b w:val="0"/>
+                <w:sz w:val="21"/>
+              </w:rPr>
+              <w:t>Nuit</w:t>
+            </w:r>
+          </w:p>
+        </w:tc>
+        <w:tc>
+          <w:tcPr>
+            <w:tcW w:type="dxa" w:w="3855"/>
+            <w:vAlign w:val="center"/>
+            <w:tcMar>
+              <w:top w:w="100" w:type="dxa"/>
+              <w:left w:w="100" w:type="dxa"/>
+              <w:bottom w:w="100" w:type="dxa"/>
+              <w:right w:w="100" w:type="dxa"/>
+            </w:tcMar>
+            <w:shd w:fill="F5F7F9"/>
+            <w:tcBorders>
+              <w:top w:val="single" w:sz="4" w:color="D9D9D9"/>
+              <w:left w:val="single" w:sz="4" w:color="D9D9D9"/>
+              <w:bottom w:val="single" w:sz="4" w:color="D9D9D9"/>
+              <w:right w:val="single" w:sz="4" w:color="D9D9D9"/>
+            </w:tcBorders>
+          </w:tcPr>
+          <w:p>
+            <w:pPr>
+              <w:spacing w:after="40" w:line="247" w:lineRule="auto"/>
+            </w:pPr>
+            <w:r>
+              <w:rPr>
+                <w:b w:val="0"/>
+                <w:sz w:val="21"/>
+              </w:rPr>
+              <w:t>20 h à 8 h le lendemain</w:t>
+            </w:r>
+          </w:p>
+        </w:tc>
+        <w:tc>
+          <w:tcPr>
+            <w:tcW w:type="dxa" w:w="4082"/>
+            <w:vAlign w:val="center"/>
+            <w:tcMar>
+              <w:top w:w="100" w:type="dxa"/>
+              <w:left w:w="100" w:type="dxa"/>
+              <w:bottom w:w="100" w:type="dxa"/>
+              <w:right w:w="100" w:type="dxa"/>
+            </w:tcMar>
+            <w:shd w:fill="F5F7F9"/>
+            <w:tcBorders>
+              <w:top w:val="single" w:sz="4" w:color="D9D9D9"/>
+              <w:left w:val="single" w:sz="4" w:color="D9D9D9"/>
+              <w:bottom w:val="single" w:sz="4" w:color="D9D9D9"/>
+              <w:right w:val="single" w:sz="4" w:color="D9D9D9"/>
+            </w:tcBorders>
+          </w:tcPr>
+          <w:p>
+            <w:pPr>
+              <w:spacing w:after="40" w:line="247" w:lineRule="auto"/>
+            </w:pPr>
+            <w:r>
+              <w:rPr>
+                <w:b w:val="0"/>
+                <w:sz w:val="21"/>
+              </w:rPr>
+              <w:t>Date de début de nuit</w:t>
+            </w:r>
+          </w:p>
+        </w:tc>
+      </w:tr>
+      <w:tr>
+        <w:trPr>
+          <w:cantSplit/>
+        </w:trPr>
+        <w:tc>
+          <w:tcPr>
+            <w:tcW w:type="dxa" w:w="1701"/>
+            <w:vAlign w:val="center"/>
+            <w:tcMar>
+              <w:top w:w="100" w:type="dxa"/>
+              <w:left w:w="100" w:type="dxa"/>
+              <w:bottom w:w="100" w:type="dxa"/>
+              <w:right w:w="100" w:type="dxa"/>
+            </w:tcMar>
+            <w:shd w:fill="FFFFFF"/>
+            <w:tcBorders>
+              <w:top w:val="single" w:sz="4" w:color="D9D9D9"/>
+              <w:left w:val="single" w:sz="4" w:color="D9D9D9"/>
+              <w:bottom w:val="single" w:sz="4" w:color="D9D9D9"/>
+              <w:right w:val="single" w:sz="4" w:color="D9D9D9"/>
+            </w:tcBorders>
+          </w:tcPr>
+          <w:p>
+            <w:pPr>
+              <w:spacing w:after="40" w:line="247" w:lineRule="auto"/>
+            </w:pPr>
+            <w:r>
+              <w:rPr>
+                <w:b w:val="0"/>
+                <w:sz w:val="21"/>
+              </w:rPr>
+              <w:t>24 h</w:t>
+            </w:r>
+          </w:p>
+        </w:tc>
+        <w:tc>
+          <w:tcPr>
+            <w:tcW w:type="dxa" w:w="3855"/>
+            <w:vAlign w:val="center"/>
+            <w:tcMar>
+              <w:top w:w="100" w:type="dxa"/>
+              <w:left w:w="100" w:type="dxa"/>
+              <w:bottom w:w="100" w:type="dxa"/>
+              <w:right w:w="100" w:type="dxa"/>
+            </w:tcMar>
+            <w:shd w:fill="FFFFFF"/>
+            <w:tcBorders>
+              <w:top w:val="single" w:sz="4" w:color="D9D9D9"/>
+              <w:left w:val="single" w:sz="4" w:color="D9D9D9"/>
+              <w:bottom w:val="single" w:sz="4" w:color="D9D9D9"/>
+              <w:right w:val="single" w:sz="4" w:color="D9D9D9"/>
+            </w:tcBorders>
+          </w:tcPr>
+          <w:p>
+            <w:pPr>
+              <w:spacing w:after="40" w:line="247" w:lineRule="auto"/>
+            </w:pPr>
+            <w:r>
+              <w:rPr>
+                <w:b w:val="0"/>
+                <w:sz w:val="21"/>
+              </w:rPr>
+              <w:t>8 h à 8 h le lendemain</w:t>
+            </w:r>
+          </w:p>
+        </w:tc>
+        <w:tc>
+          <w:tcPr>
+            <w:tcW w:type="dxa" w:w="4082"/>
+            <w:vAlign w:val="center"/>
+            <w:tcMar>
+              <w:top w:w="100" w:type="dxa"/>
+              <w:left w:w="100" w:type="dxa"/>
+              <w:bottom w:w="100" w:type="dxa"/>
+              <w:right w:w="100" w:type="dxa"/>
+            </w:tcMar>
+            <w:shd w:fill="FFFFFF"/>
+            <w:tcBorders>
+              <w:top w:val="single" w:sz="4" w:color="D9D9D9"/>
+              <w:left w:val="single" w:sz="4" w:color="D9D9D9"/>
+              <w:bottom w:val="single" w:sz="4" w:color="D9D9D9"/>
+              <w:right w:val="single" w:sz="4" w:color="D9D9D9"/>
+            </w:tcBorders>
+          </w:tcPr>
+          <w:p>
+            <w:pPr>
+              <w:spacing w:after="40" w:line="247" w:lineRule="auto"/>
+            </w:pPr>
+            <w:r>
+              <w:rPr>
+                <w:b w:val="0"/>
+                <w:sz w:val="21"/>
+              </w:rPr>
+              <w:t>Jour et Nuit de la même date</w:t>
+            </w:r>
+          </w:p>
+        </w:tc>
+      </w:tr>
+    </w:tbl>
+    <w:p>
+      <w:pPr>
+        <w:spacing w:after="0"/>
+      </w:pPr>
+    </w:p>
+    <w:p>
+      <w:r>
+        <w:rPr>
+          <w:b w:val="0"/>
+        </w:rPr>
+        <w:t>Les horaires se règlent pour les nouvelles campagnes. Une disponibilité 24 h couvre potentiellement les deux créneaux ; elle ne crée aucune affectation automatique.</w:t>
+      </w:r>
+    </w:p>
+    <w:p>
+      <w:pPr>
+        <w:pStyle w:val="Heading2"/>
+      </w:pPr>
+      <w:r>
+        <w:t>Des accès propres à chaque personne</w:t>
       </w:r>
     </w:p>
     <w:p>
@@ -510,15 +939,7 @@
         <w:rPr>
           <w:b w:val="0"/>
         </w:rPr>
-        <w:t>Le gestionnaire ouvre la campagne et définit son périmètre. Les agents concernés répondent et valident leur saisie. L’encadrement examine la couverture, construit le brouillon et publie les créneaux retenus. Les agents consultent alors les affectations publiées dans leur planning personnel.</w:t>
-      </w:r>
-    </w:p>
-    <w:p>
-      <w:r>
-        <w:rPr>
-          <w:b w:val="0"/>
-        </w:rPr>
-        <w:t>Les modifications ultérieures suivent le même principe : le brouillon sert à préparer une révision, puis une nouvelle publication rend les changements officiels dans l’application.</w:t>
+        <w:t>L’arrivée passe par une invitation. L’agent choisit lui-même son mot de passe. Un gestionnaire peut inviter un agent ou un gestionnaire ; seul un administrateur peut attribuer le rôle administrateur. Les droits sont contrôlés par centre et côté base de données.</w:t>
       </w:r>
     </w:p>
     <w:p>
@@ -531,7 +952,7 @@
         <w:pStyle w:val="Heading1"/>
       </w:pPr>
       <w:r>
-        <w:t>Le parcours de chaque agent</w:t>
+        <w:t>Préparer et publier le planning</w:t>
       </w:r>
     </w:p>
     <w:p>
@@ -539,47 +960,7 @@
         <w:pStyle w:val="Heading2"/>
       </w:pPr>
       <w:r>
-        <w:t>Renseigner ses disponibilités</w:t>
-      </w:r>
-    </w:p>
-    <w:p>
-      <w:r>
-        <w:rPr>
-          <w:b w:val="0"/>
-        </w:rPr>
-        <w:t>Le calendrier distingue cinq états : disponible le jour, disponible la nuit, disponible 24 h, indisponible et non renseigné. La saisie peut porter sur une journée, plusieurs dates ou une période sélectionnée par jours de semaine. Un commentaire peut compléter la réponse.</w:t>
-      </w:r>
-    </w:p>
-    <w:p>
-      <w:r>
-        <w:rPr>
-          <w:b w:val="0"/>
-        </w:rPr>
-        <w:t>Les habitudes personnelles peuvent être enregistrées et réutilisées dans une campagne. Leur application remplit le calendrier ; l’agent conserve la possibilité de corriger les exceptions avant de valider.</w:t>
-      </w:r>
-    </w:p>
-    <w:p>
-      <w:pPr>
-        <w:pStyle w:val="Heading2"/>
-      </w:pPr>
-      <w:r>
-        <w:t>Valider une réponse complète</w:t>
-      </w:r>
-    </w:p>
-    <w:p>
-      <w:r>
-        <w:rPr>
-          <w:b w:val="0"/>
-        </w:rPr>
-        <w:t>La validation est une action explicite portant sur la campagne complète. Une modification des disponibilités invalide la réponse précédente et demande une nouvelle validation. La clôture de la campagne verrouille la saisie selon les règles prévues.</w:t>
-      </w:r>
-    </w:p>
-    <w:p>
-      <w:pPr>
-        <w:pStyle w:val="Heading2"/>
-      </w:pPr>
-      <w:r>
-        <w:t>Des horaires compréhensibles</w:t>
+        <w:t>Trois mesures distinctes</w:t>
       </w:r>
     </w:p>
     <w:tbl>
@@ -588,19 +969,10 @@
         <w:jc w:val="center"/>
         <w:tblLayout w:type="fixed"/>
         <w:tblLook w:firstColumn="1" w:firstRow="1" w:lastColumn="0" w:lastRow="0" w:noHBand="0" w:noVBand="1" w:val="04A0"/>
-        <w:tblBorders>
-          <w:top w:val="single" w:sz="4" w:color="D9D9D9"/>
-          <w:left w:val="single" w:sz="4" w:color="D9D9D9"/>
-          <w:bottom w:val="single" w:sz="4" w:color="D9D9D9"/>
-          <w:right w:val="single" w:sz="4" w:color="D9D9D9"/>
-          <w:insideH w:val="single" w:sz="4" w:color="D9D9D9"/>
-          <w:insideV w:val="single" w:sz="4" w:color="D9D9D9"/>
-        </w:tblBorders>
       </w:tblPr>
       <w:tblGrid>
-        <w:gridCol w:w="1474"/>
-        <w:gridCol w:w="3458"/>
-        <w:gridCol w:w="4706"/>
+        <w:gridCol w:w="2948"/>
+        <w:gridCol w:w="6690"/>
       </w:tblGrid>
       <w:tr>
         <w:trPr>
@@ -609,79 +981,63 @@
         </w:trPr>
         <w:tc>
           <w:tcPr>
-            <w:tcW w:type="dxa" w:w="1474"/>
+            <w:tcW w:type="dxa" w:w="2948"/>
             <w:vAlign w:val="center"/>
-            <w:shd w:fill="12334D"/>
             <w:tcMar>
-              <w:top w:w="115" w:type="dxa"/>
-              <w:left w:w="115" w:type="dxa"/>
-              <w:bottom w:w="115" w:type="dxa"/>
-              <w:right w:w="115" w:type="dxa"/>
+              <w:top w:w="100" w:type="dxa"/>
+              <w:left w:w="100" w:type="dxa"/>
+              <w:bottom w:w="100" w:type="dxa"/>
+              <w:right w:w="100" w:type="dxa"/>
             </w:tcMar>
+            <w:shd w:fill="DCE7EF"/>
+            <w:tcBorders>
+              <w:top w:val="single" w:sz="4" w:color="D9D9D9"/>
+              <w:left w:val="single" w:sz="4" w:color="D9D9D9"/>
+              <w:bottom w:val="single" w:sz="4" w:color="D9D9D9"/>
+              <w:right w:val="single" w:sz="4" w:color="D9D9D9"/>
+            </w:tcBorders>
           </w:tcPr>
           <w:p>
             <w:pPr>
-              <w:spacing w:after="0" w:line="252" w:lineRule="auto"/>
+              <w:spacing w:after="40" w:line="247" w:lineRule="auto"/>
             </w:pPr>
             <w:r>
               <w:rPr>
                 <w:b/>
-                <w:color w:val="FFFFFF"/>
-                <w:sz w:val="20"/>
+                <w:sz w:val="21"/>
               </w:rPr>
-              <w:t>Créneau</w:t>
+              <w:t>Mesure</w:t>
             </w:r>
           </w:p>
         </w:tc>
         <w:tc>
           <w:tcPr>
-            <w:tcW w:type="dxa" w:w="3458"/>
+            <w:tcW w:type="dxa" w:w="6690"/>
             <w:vAlign w:val="center"/>
-            <w:shd w:fill="12334D"/>
             <w:tcMar>
-              <w:top w:w="115" w:type="dxa"/>
-              <w:left w:w="115" w:type="dxa"/>
-              <w:bottom w:w="115" w:type="dxa"/>
-              <w:right w:w="115" w:type="dxa"/>
+              <w:top w:w="100" w:type="dxa"/>
+              <w:left w:w="100" w:type="dxa"/>
+              <w:bottom w:w="100" w:type="dxa"/>
+              <w:right w:w="100" w:type="dxa"/>
             </w:tcMar>
+            <w:shd w:fill="DCE7EF"/>
+            <w:tcBorders>
+              <w:top w:val="single" w:sz="4" w:color="D9D9D9"/>
+              <w:left w:val="single" w:sz="4" w:color="D9D9D9"/>
+              <w:bottom w:val="single" w:sz="4" w:color="D9D9D9"/>
+              <w:right w:val="single" w:sz="4" w:color="D9D9D9"/>
+            </w:tcBorders>
           </w:tcPr>
           <w:p>
             <w:pPr>
-              <w:spacing w:after="0" w:line="252" w:lineRule="auto"/>
+              <w:spacing w:after="40" w:line="247" w:lineRule="auto"/>
             </w:pPr>
             <w:r>
               <w:rPr>
                 <w:b/>
-                <w:color w:val="FFFFFF"/>
-                <w:sz w:val="20"/>
+                <w:sz w:val="21"/>
               </w:rPr>
-              <w:t>Horaires par défaut</w:t>
-            </w:r>
-          </w:p>
-        </w:tc>
-        <w:tc>
-          <w:tcPr>
-            <w:tcW w:type="dxa" w:w="4706"/>
-            <w:vAlign w:val="center"/>
-            <w:shd w:fill="12334D"/>
-            <w:tcMar>
-              <w:top w:w="115" w:type="dxa"/>
-              <w:left w:w="115" w:type="dxa"/>
-              <w:bottom w:w="115" w:type="dxa"/>
-              <w:right w:w="115" w:type="dxa"/>
-            </w:tcMar>
-          </w:tcPr>
-          <w:p>
-            <w:pPr>
-              <w:spacing w:after="0" w:line="252" w:lineRule="auto"/>
-            </w:pPr>
-            <w:r>
-              <w:rPr>
-                <w:b/>
-                <w:color w:val="FFFFFF"/>
-                <w:sz w:val="20"/>
-              </w:rPr>
-              <w:t>Date de rattachement</w:t>
+              <w:t>Signification</w:t>
             </w:r>
           </w:p>
         </w:tc>
@@ -692,73 +1048,63 @@
         </w:trPr>
         <w:tc>
           <w:tcPr>
-            <w:tcW w:type="dxa" w:w="1474"/>
+            <w:tcW w:type="dxa" w:w="2948"/>
             <w:vAlign w:val="center"/>
-            <w:shd w:fill="F2F5F8"/>
             <w:tcMar>
-              <w:top w:w="115" w:type="dxa"/>
-              <w:left w:w="115" w:type="dxa"/>
-              <w:bottom w:w="115" w:type="dxa"/>
-              <w:right w:w="115" w:type="dxa"/>
+              <w:top w:w="100" w:type="dxa"/>
+              <w:left w:w="100" w:type="dxa"/>
+              <w:bottom w:w="100" w:type="dxa"/>
+              <w:right w:w="100" w:type="dxa"/>
             </w:tcMar>
+            <w:shd w:fill="FFFFFF"/>
+            <w:tcBorders>
+              <w:top w:val="single" w:sz="4" w:color="D9D9D9"/>
+              <w:left w:val="single" w:sz="4" w:color="D9D9D9"/>
+              <w:bottom w:val="single" w:sz="4" w:color="D9D9D9"/>
+              <w:right w:val="single" w:sz="4" w:color="D9D9D9"/>
+            </w:tcBorders>
           </w:tcPr>
           <w:p>
             <w:pPr>
-              <w:spacing w:after="0" w:line="252" w:lineRule="auto"/>
+              <w:spacing w:after="40" w:line="247" w:lineRule="auto"/>
             </w:pPr>
             <w:r>
               <w:rPr>
-                <w:sz w:val="20"/>
+                <w:b w:val="0"/>
+                <w:sz w:val="21"/>
               </w:rPr>
-              <w:t>Jour</w:t>
+              <w:t>Couverture potentielle</w:t>
             </w:r>
           </w:p>
         </w:tc>
         <w:tc>
           <w:tcPr>
-            <w:tcW w:type="dxa" w:w="3458"/>
+            <w:tcW w:type="dxa" w:w="6690"/>
             <w:vAlign w:val="center"/>
-            <w:shd w:fill="F2F5F8"/>
             <w:tcMar>
-              <w:top w:w="115" w:type="dxa"/>
-              <w:left w:w="115" w:type="dxa"/>
-              <w:bottom w:w="115" w:type="dxa"/>
-              <w:right w:w="115" w:type="dxa"/>
+              <w:top w:w="100" w:type="dxa"/>
+              <w:left w:w="100" w:type="dxa"/>
+              <w:bottom w:w="100" w:type="dxa"/>
+              <w:right w:w="100" w:type="dxa"/>
             </w:tcMar>
+            <w:shd w:fill="FFFFFF"/>
+            <w:tcBorders>
+              <w:top w:val="single" w:sz="4" w:color="D9D9D9"/>
+              <w:left w:val="single" w:sz="4" w:color="D9D9D9"/>
+              <w:bottom w:val="single" w:sz="4" w:color="D9D9D9"/>
+              <w:right w:val="single" w:sz="4" w:color="D9D9D9"/>
+            </w:tcBorders>
           </w:tcPr>
           <w:p>
             <w:pPr>
-              <w:spacing w:after="0" w:line="252" w:lineRule="auto"/>
+              <w:spacing w:after="40" w:line="247" w:lineRule="auto"/>
             </w:pPr>
             <w:r>
               <w:rPr>
-                <w:sz w:val="20"/>
+                <w:b w:val="0"/>
+                <w:sz w:val="21"/>
               </w:rPr>
-              <w:t>8 h à 20 h</w:t>
-            </w:r>
-          </w:p>
-        </w:tc>
-        <w:tc>
-          <w:tcPr>
-            <w:tcW w:type="dxa" w:w="4706"/>
-            <w:vAlign w:val="center"/>
-            <w:shd w:fill="F2F5F8"/>
-            <w:tcMar>
-              <w:top w:w="115" w:type="dxa"/>
-              <w:left w:w="115" w:type="dxa"/>
-              <w:bottom w:w="115" w:type="dxa"/>
-              <w:right w:w="115" w:type="dxa"/>
-            </w:tcMar>
-          </w:tcPr>
-          <w:p>
-            <w:pPr>
-              <w:spacing w:after="0" w:line="252" w:lineRule="auto"/>
-            </w:pPr>
-            <w:r>
-              <w:rPr>
-                <w:sz w:val="20"/>
-              </w:rPr>
-              <w:t>Date du jour concerné</w:t>
+              <w:t>Ressources issues des disponibilités validées.</w:t>
             </w:r>
           </w:p>
         </w:tc>
@@ -769,73 +1115,63 @@
         </w:trPr>
         <w:tc>
           <w:tcPr>
-            <w:tcW w:type="dxa" w:w="1474"/>
+            <w:tcW w:type="dxa" w:w="2948"/>
             <w:vAlign w:val="center"/>
-            <w:shd w:fill="FFFFFF"/>
             <w:tcMar>
-              <w:top w:w="115" w:type="dxa"/>
-              <w:left w:w="115" w:type="dxa"/>
-              <w:bottom w:w="115" w:type="dxa"/>
-              <w:right w:w="115" w:type="dxa"/>
+              <w:top w:w="100" w:type="dxa"/>
+              <w:left w:w="100" w:type="dxa"/>
+              <w:bottom w:w="100" w:type="dxa"/>
+              <w:right w:w="100" w:type="dxa"/>
             </w:tcMar>
+            <w:shd w:fill="F5F7F9"/>
+            <w:tcBorders>
+              <w:top w:val="single" w:sz="4" w:color="D9D9D9"/>
+              <w:left w:val="single" w:sz="4" w:color="D9D9D9"/>
+              <w:bottom w:val="single" w:sz="4" w:color="D9D9D9"/>
+              <w:right w:val="single" w:sz="4" w:color="D9D9D9"/>
+            </w:tcBorders>
           </w:tcPr>
           <w:p>
             <w:pPr>
-              <w:spacing w:after="0" w:line="252" w:lineRule="auto"/>
+              <w:spacing w:after="40" w:line="247" w:lineRule="auto"/>
             </w:pPr>
             <w:r>
               <w:rPr>
-                <w:sz w:val="20"/>
+                <w:b w:val="0"/>
+                <w:sz w:val="21"/>
               </w:rPr>
-              <w:t>Nuit</w:t>
+              <w:t>Couverture planifiée</w:t>
             </w:r>
           </w:p>
         </w:tc>
         <w:tc>
           <w:tcPr>
-            <w:tcW w:type="dxa" w:w="3458"/>
+            <w:tcW w:type="dxa" w:w="6690"/>
             <w:vAlign w:val="center"/>
-            <w:shd w:fill="FFFFFF"/>
             <w:tcMar>
-              <w:top w:w="115" w:type="dxa"/>
-              <w:left w:w="115" w:type="dxa"/>
-              <w:bottom w:w="115" w:type="dxa"/>
-              <w:right w:w="115" w:type="dxa"/>
+              <w:top w:w="100" w:type="dxa"/>
+              <w:left w:w="100" w:type="dxa"/>
+              <w:bottom w:w="100" w:type="dxa"/>
+              <w:right w:w="100" w:type="dxa"/>
             </w:tcMar>
+            <w:shd w:fill="F5F7F9"/>
+            <w:tcBorders>
+              <w:top w:val="single" w:sz="4" w:color="D9D9D9"/>
+              <w:left w:val="single" w:sz="4" w:color="D9D9D9"/>
+              <w:bottom w:val="single" w:sz="4" w:color="D9D9D9"/>
+              <w:right w:val="single" w:sz="4" w:color="D9D9D9"/>
+            </w:tcBorders>
           </w:tcPr>
           <w:p>
             <w:pPr>
-              <w:spacing w:after="0" w:line="252" w:lineRule="auto"/>
+              <w:spacing w:after="40" w:line="247" w:lineRule="auto"/>
             </w:pPr>
             <w:r>
               <w:rPr>
-                <w:sz w:val="20"/>
+                <w:b w:val="0"/>
+                <w:sz w:val="21"/>
               </w:rPr>
-              <w:t>20 h à 8 h le lendemain</w:t>
-            </w:r>
-          </w:p>
-        </w:tc>
-        <w:tc>
-          <w:tcPr>
-            <w:tcW w:type="dxa" w:w="4706"/>
-            <w:vAlign w:val="center"/>
-            <w:shd w:fill="FFFFFF"/>
-            <w:tcMar>
-              <w:top w:w="115" w:type="dxa"/>
-              <w:left w:w="115" w:type="dxa"/>
-              <w:bottom w:w="115" w:type="dxa"/>
-              <w:right w:w="115" w:type="dxa"/>
-            </w:tcMar>
-          </w:tcPr>
-          <w:p>
-            <w:pPr>
-              <w:spacing w:after="0" w:line="252" w:lineRule="auto"/>
-            </w:pPr>
-            <w:r>
-              <w:rPr>
-                <w:sz w:val="20"/>
-              </w:rPr>
-              <w:t>Date de début de la nuit</w:t>
+              <w:t>Agents retenus dans le brouillon.</w:t>
             </w:r>
           </w:p>
         </w:tc>
@@ -846,73 +1182,63 @@
         </w:trPr>
         <w:tc>
           <w:tcPr>
-            <w:tcW w:type="dxa" w:w="1474"/>
+            <w:tcW w:type="dxa" w:w="2948"/>
             <w:vAlign w:val="center"/>
-            <w:shd w:fill="F2F5F8"/>
             <w:tcMar>
-              <w:top w:w="115" w:type="dxa"/>
-              <w:left w:w="115" w:type="dxa"/>
-              <w:bottom w:w="115" w:type="dxa"/>
-              <w:right w:w="115" w:type="dxa"/>
+              <w:top w:w="100" w:type="dxa"/>
+              <w:left w:w="100" w:type="dxa"/>
+              <w:bottom w:w="100" w:type="dxa"/>
+              <w:right w:w="100" w:type="dxa"/>
             </w:tcMar>
+            <w:shd w:fill="FFFFFF"/>
+            <w:tcBorders>
+              <w:top w:val="single" w:sz="4" w:color="D9D9D9"/>
+              <w:left w:val="single" w:sz="4" w:color="D9D9D9"/>
+              <w:bottom w:val="single" w:sz="4" w:color="D9D9D9"/>
+              <w:right w:val="single" w:sz="4" w:color="D9D9D9"/>
+            </w:tcBorders>
           </w:tcPr>
           <w:p>
             <w:pPr>
-              <w:spacing w:after="0" w:line="252" w:lineRule="auto"/>
+              <w:spacing w:after="40" w:line="247" w:lineRule="auto"/>
             </w:pPr>
             <w:r>
               <w:rPr>
-                <w:sz w:val="20"/>
+                <w:b w:val="0"/>
+                <w:sz w:val="21"/>
               </w:rPr>
-              <w:t>24 h</w:t>
+              <w:t>Planning publié</w:t>
             </w:r>
           </w:p>
         </w:tc>
         <w:tc>
           <w:tcPr>
-            <w:tcW w:type="dxa" w:w="3458"/>
+            <w:tcW w:type="dxa" w:w="6690"/>
             <w:vAlign w:val="center"/>
-            <w:shd w:fill="F2F5F8"/>
             <w:tcMar>
-              <w:top w:w="115" w:type="dxa"/>
-              <w:left w:w="115" w:type="dxa"/>
-              <w:bottom w:w="115" w:type="dxa"/>
-              <w:right w:w="115" w:type="dxa"/>
+              <w:top w:w="100" w:type="dxa"/>
+              <w:left w:w="100" w:type="dxa"/>
+              <w:bottom w:w="100" w:type="dxa"/>
+              <w:right w:w="100" w:type="dxa"/>
             </w:tcMar>
+            <w:shd w:fill="FFFFFF"/>
+            <w:tcBorders>
+              <w:top w:val="single" w:sz="4" w:color="D9D9D9"/>
+              <w:left w:val="single" w:sz="4" w:color="D9D9D9"/>
+              <w:bottom w:val="single" w:sz="4" w:color="D9D9D9"/>
+              <w:right w:val="single" w:sz="4" w:color="D9D9D9"/>
+            </w:tcBorders>
           </w:tcPr>
           <w:p>
             <w:pPr>
-              <w:spacing w:after="0" w:line="252" w:lineRule="auto"/>
+              <w:spacing w:after="40" w:line="247" w:lineRule="auto"/>
             </w:pPr>
             <w:r>
               <w:rPr>
-                <w:sz w:val="20"/>
+                <w:b w:val="0"/>
+                <w:sz w:val="21"/>
               </w:rPr>
-              <w:t>8 h à 8 h le lendemain</w:t>
-            </w:r>
-          </w:p>
-        </w:tc>
-        <w:tc>
-          <w:tcPr>
-            <w:tcW w:type="dxa" w:w="4706"/>
-            <w:vAlign w:val="center"/>
-            <w:shd w:fill="F2F5F8"/>
-            <w:tcMar>
-              <w:top w:w="115" w:type="dxa"/>
-              <w:left w:w="115" w:type="dxa"/>
-              <w:bottom w:w="115" w:type="dxa"/>
-              <w:right w:w="115" w:type="dxa"/>
-            </w:tcMar>
-          </w:tcPr>
-          <w:p>
-            <w:pPr>
-              <w:spacing w:after="0" w:line="252" w:lineRule="auto"/>
-            </w:pPr>
-            <w:r>
-              <w:rPr>
-                <w:sz w:val="20"/>
-              </w:rPr>
-              <w:t>Jour et Nuit de la même date de début</w:t>
+              <w:t>Version confirmée et consultable par les agents concernés.</w:t>
             </w:r>
           </w:p>
         </w:tc>
@@ -920,22 +1246,23 @@
     </w:tbl>
     <w:p>
       <w:pPr>
-        <w:spacing w:after="0" w:before="0" w:line="240" w:lineRule="auto"/>
+        <w:spacing w:after="0"/>
       </w:pPr>
-      <w:r>
-        <w:rPr>
-          <w:sz w:val="6"/>
-        </w:rPr>
-      </w:r>
     </w:p>
     <w:p>
       <w:r>
         <w:rPr>
           <w:b w:val="0"/>
-          <w:color w:val="505762"/>
-          <w:sz w:val="18"/>
         </w:rPr>
-        <w:t>Exemple illustratif : la nuit du 12 octobre commence le 12 à 20 h et se termine le 13 à 8 h. Une disponibilité 24 h saisie le 12 couvre potentiellement le Jour du 12 et la Nuit du 12. Elle ne crée aucune affectation automatique.</w:t>
+        <w:t>Pour un besoin de huit personnes, huit disponibles et six affectées donnent une couverture potentielle de 8/8 et planifiée de 6/8. Les qualifications restent à contrôler séparément.</w:t>
+      </w:r>
+    </w:p>
+    <w:p>
+      <w:pPr>
+        <w:pStyle w:val="Heading2"/>
+      </w:pPr>
+      <w:r>
+        <w:t>Construire les gardes</w:t>
       </w:r>
     </w:p>
     <w:p>
@@ -943,7 +1270,15 @@
         <w:rPr>
           <w:b w:val="0"/>
         </w:rPr>
-        <w:t>Les horaires sont configurables pour les nouvelles campagnes. Les campagnes existantes conservent leurs créneaux, afin de préserver les réponses et le planning déjà préparés.</w:t>
+        <w:t>Le gestionnaire renseigne les besoins d’effectif et les minima de qualification, puis compose le brouillon Jour et Nuit. Un agent peut satisfaire plusieurs minima, mais ne compte qu’une fois dans l’effectif. Les qualifications reposent sur leurs intitulés exacts, sans équivalence implicite.</w:t>
+      </w:r>
+    </w:p>
+    <w:p>
+      <w:r>
+        <w:rPr>
+          <w:b w:val="0"/>
+        </w:rPr>
+        <w:t>La règle de repos du centre est désormais contrôlée : après une garde, le repos doit être au moins égal à sa durée. Avec les horaires par défaut, cela représente 12 h après une garde de 12 h et 24 h après le Jour et la Nuit d’une même date. Une Nuit suivie du Jour du lendemain est refusée. Les engagements extérieurs non enregistrés restent à vérifier par le centre.</w:t>
       </w:r>
     </w:p>
     <w:p>
@@ -951,7 +1286,7 @@
         <w:pStyle w:val="Heading2"/>
       </w:pPr>
       <w:r>
-        <w:t>Consulter ses gardes et signaler un empêchement</w:t>
+        <w:t>Publier les créneaux prêts du mois</w:t>
       </w:r>
     </w:p>
     <w:p>
@@ -959,7 +1294,31 @@
         <w:rPr>
           <w:b w:val="0"/>
         </w:rPr>
-        <w:t>Le planning personnel présente les gardes publiées. L’agent peut signaler un désistement sur une garde concernée. Le gestionnaire accepte ou refuse la demande ; une acceptation demande encore de traiter le remplacement dans le planning et de publier la révision.</w:t>
+        <w:t>« Publier le mois » présente les créneaux prêts, bloqués et inchangés de la campagne sélectionnée. Le gestionnaire examine les motifs, puis confirme le nombre exact de créneaux prêts. Les créneaux bloqués conservent leur publication précédente ; un brouillon incomplet ne l’efface pas.</w:t>
+      </w:r>
+    </w:p>
+    <w:p>
+      <w:r>
+        <w:rPr>
+          <w:b w:val="0"/>
+        </w:rPr>
+        <w:t>La publication groupée est transactionnelle et refuse un aperçu devenu périmé. Les agents dont les gardes changent reçoivent un récapitulatif personnel, sans avis supplémentaire pour chaque créneau. Un retrait déjà notifié par un désistement accepté ne produit pas un nouvel avis redondant.</w:t>
+      </w:r>
+    </w:p>
+    <w:p>
+      <w:pPr>
+        <w:pStyle w:val="Heading2"/>
+      </w:pPr>
+      <w:r>
+        <w:t>Garder une version de référence</w:t>
+      </w:r>
+    </w:p>
+    <w:p>
+      <w:r>
+        <w:rPr>
+          <w:b w:val="0"/>
+        </w:rPr>
+        <w:t>La publication unitaire reste disponible. Modifier un brouillon ne change pas immédiatement le planning de l’agent : il faut republier. Le centre doit distinguer la préparation en cours de la dernière version confirmée.</w:t>
       </w:r>
     </w:p>
     <w:p>
@@ -972,7 +1331,7 @@
         <w:pStyle w:val="Heading1"/>
       </w:pPr>
       <w:r>
-        <w:t>Préparer et publier les gardes</w:t>
+        <w:t>Organiser un remplacement</w:t>
       </w:r>
     </w:p>
     <w:p>
@@ -980,7 +1339,7 @@
         <w:rPr>
           <w:b w:val="0"/>
         </w:rPr>
-        <w:t>Le gestionnaire dispose d’une synthèse mensuelle filtrable par équipe et par validation, d’une recherche par agent et d’une vue par journée. Il définit les besoins d’effectifs et les minima de qualification pour chaque date et chaque créneau.</w:t>
+        <w:t>Le remplacement devient un parcours suivi dans l’application : le gestionnaire lance un appel, les agents se proposent, puis il retient et confirme les personnes nécessaires. Il peut aussi chercher du renfort sur une garde insuffisamment couverte.</w:t>
       </w:r>
     </w:p>
     <w:p>
@@ -988,7 +1347,85 @@
         <w:pStyle w:val="Heading2"/>
       </w:pPr>
       <w:r>
-        <w:t>Lire la couverture sans ambiguïté</w:t>
+        <w:t>Du besoin à la confirmation</w:t>
+      </w:r>
+    </w:p>
+    <w:p>
+      <w:pPr>
+        <w:ind w:left="272" w:hanging="272"/>
+      </w:pPr>
+      <w:r>
+        <w:rPr>
+          <w:b/>
+        </w:rPr>
+        <w:t xml:space="preserve">1. </w:t>
+      </w:r>
+      <w:r>
+        <w:t>Depuis un désistement, choisir « Accepter et chercher un remplaçant » ; depuis le planning, choisir « Chercher du renfort ».</w:t>
+      </w:r>
+    </w:p>
+    <w:p>
+      <w:pPr>
+        <w:ind w:left="272" w:hanging="272"/>
+      </w:pPr>
+      <w:r>
+        <w:rPr>
+          <w:b/>
+        </w:rPr>
+        <w:t xml:space="preserve">2. </w:t>
+      </w:r>
+      <w:r>
+        <w:t>Vérifier le besoin restant et le nombre de destinataires avant de lancer l’appel.</w:t>
+      </w:r>
+    </w:p>
+    <w:p>
+      <w:pPr>
+        <w:ind w:left="272" w:hanging="272"/>
+      </w:pPr>
+      <w:r>
+        <w:rPr>
+          <w:b/>
+        </w:rPr>
+        <w:t xml:space="preserve">3. </w:t>
+      </w:r>
+      <w:r>
+        <w:t>Solliciter d’abord les agents de l’équipe dont la disponibilité validée correspond et qui satisfont les critères de qualification et de repos.</w:t>
+      </w:r>
+    </w:p>
+    <w:p>
+      <w:pPr>
+        <w:ind w:left="272" w:hanging="272"/>
+      </w:pPr>
+      <w:r>
+        <w:rPr>
+          <w:b/>
+        </w:rPr>
+        <w:t xml:space="preserve">4. </w:t>
+      </w:r>
+      <w:r>
+        <w:t>Au besoin, élargir explicitement l’appel aux agents sans disponibilité validée. Ils doivent déclarer leur disponibilité pour cette garde.</w:t>
+      </w:r>
+    </w:p>
+    <w:p>
+      <w:pPr>
+        <w:ind w:left="272" w:hanging="272"/>
+      </w:pPr>
+      <w:r>
+        <w:rPr>
+          <w:b/>
+        </w:rPr>
+        <w:t xml:space="preserve">5. </w:t>
+      </w:r>
+      <w:r>
+        <w:t>Examiner les propositions, retenir les candidats dans le brouillon, puis « Confirmer et publier » lorsque le besoin est couvert.</w:t>
+      </w:r>
+    </w:p>
+    <w:p>
+      <w:pPr>
+        <w:pStyle w:val="Heading2"/>
+      </w:pPr>
+      <w:r>
+        <w:t>Une candidature reste une proposition</w:t>
       </w:r>
     </w:p>
     <w:p>
@@ -996,363 +1433,15 @@
         <w:rPr>
           <w:b w:val="0"/>
         </w:rPr>
-        <w:t>La couverture potentielle décrit les ressources disponibles à partir des réponses validées. La couverture planifiée décrit les agents effectivement affectés dans le brouillon. La version publiée reste une référence distincte, visible par les agents concernés.</w:t>
-      </w:r>
-    </w:p>
-    <w:tbl>
-      <w:tblPr>
-        <w:tblW w:type="auto" w:w="0"/>
-        <w:jc w:val="center"/>
-        <w:tblLayout w:type="fixed"/>
-        <w:tblLook w:firstColumn="1" w:firstRow="1" w:lastColumn="0" w:lastRow="0" w:noHBand="0" w:noVBand="1" w:val="04A0"/>
-        <w:tblBorders>
-          <w:top w:val="single" w:sz="4" w:color="D9D9D9"/>
-          <w:left w:val="single" w:sz="4" w:color="D9D9D9"/>
-          <w:bottom w:val="single" w:sz="4" w:color="D9D9D9"/>
-          <w:right w:val="single" w:sz="4" w:color="D9D9D9"/>
-          <w:insideH w:val="single" w:sz="4" w:color="D9D9D9"/>
-          <w:insideV w:val="single" w:sz="4" w:color="D9D9D9"/>
-        </w:tblBorders>
-      </w:tblPr>
-      <w:tblGrid>
-        <w:gridCol w:w="3685"/>
-        <w:gridCol w:w="1134"/>
-        <w:gridCol w:w="4819"/>
-      </w:tblGrid>
-      <w:tr>
-        <w:trPr>
-          <w:cantSplit/>
-          <w:tblHeader/>
-        </w:trPr>
-        <w:tc>
-          <w:tcPr>
-            <w:tcW w:type="dxa" w:w="3685"/>
-            <w:vAlign w:val="center"/>
-            <w:shd w:fill="12334D"/>
-            <w:tcMar>
-              <w:top w:w="115" w:type="dxa"/>
-              <w:left w:w="115" w:type="dxa"/>
-              <w:bottom w:w="115" w:type="dxa"/>
-              <w:right w:w="115" w:type="dxa"/>
-            </w:tcMar>
-          </w:tcPr>
-          <w:p>
-            <w:pPr>
-              <w:spacing w:after="0" w:line="252" w:lineRule="auto"/>
-            </w:pPr>
-            <w:r>
-              <w:rPr>
-                <w:b/>
-                <w:color w:val="FFFFFF"/>
-                <w:sz w:val="20"/>
-              </w:rPr>
-              <w:t>Exemple pour un créneau</w:t>
-            </w:r>
-          </w:p>
-        </w:tc>
-        <w:tc>
-          <w:tcPr>
-            <w:tcW w:type="dxa" w:w="1134"/>
-            <w:vAlign w:val="center"/>
-            <w:shd w:fill="12334D"/>
-            <w:tcMar>
-              <w:top w:w="115" w:type="dxa"/>
-              <w:left w:w="115" w:type="dxa"/>
-              <w:bottom w:w="115" w:type="dxa"/>
-              <w:right w:w="115" w:type="dxa"/>
-            </w:tcMar>
-          </w:tcPr>
-          <w:p>
-            <w:pPr>
-              <w:spacing w:after="0" w:line="252" w:lineRule="auto"/>
-            </w:pPr>
-            <w:r>
-              <w:rPr>
-                <w:b/>
-                <w:color w:val="FFFFFF"/>
-                <w:sz w:val="20"/>
-              </w:rPr>
-              <w:t>Effectif</w:t>
-            </w:r>
-          </w:p>
-        </w:tc>
-        <w:tc>
-          <w:tcPr>
-            <w:tcW w:type="dxa" w:w="4819"/>
-            <w:vAlign w:val="center"/>
-            <w:shd w:fill="12334D"/>
-            <w:tcMar>
-              <w:top w:w="115" w:type="dxa"/>
-              <w:left w:w="115" w:type="dxa"/>
-              <w:bottom w:w="115" w:type="dxa"/>
-              <w:right w:w="115" w:type="dxa"/>
-            </w:tcMar>
-          </w:tcPr>
-          <w:p>
-            <w:pPr>
-              <w:spacing w:after="0" w:line="252" w:lineRule="auto"/>
-            </w:pPr>
-            <w:r>
-              <w:rPr>
-                <w:b/>
-                <w:color w:val="FFFFFF"/>
-                <w:sz w:val="20"/>
-              </w:rPr>
-              <w:t>Lecture</w:t>
-            </w:r>
-          </w:p>
-        </w:tc>
-      </w:tr>
-      <w:tr>
-        <w:trPr>
-          <w:cantSplit/>
-        </w:trPr>
-        <w:tc>
-          <w:tcPr>
-            <w:tcW w:type="dxa" w:w="3685"/>
-            <w:vAlign w:val="center"/>
-            <w:shd w:fill="F2F5F8"/>
-            <w:tcMar>
-              <w:top w:w="115" w:type="dxa"/>
-              <w:left w:w="115" w:type="dxa"/>
-              <w:bottom w:w="115" w:type="dxa"/>
-              <w:right w:w="115" w:type="dxa"/>
-            </w:tcMar>
-          </w:tcPr>
-          <w:p>
-            <w:pPr>
-              <w:spacing w:after="0" w:line="252" w:lineRule="auto"/>
-            </w:pPr>
-            <w:r>
-              <w:rPr>
-                <w:sz w:val="20"/>
-              </w:rPr>
-              <w:t>Besoin défini</w:t>
-            </w:r>
-          </w:p>
-        </w:tc>
-        <w:tc>
-          <w:tcPr>
-            <w:tcW w:type="dxa" w:w="1134"/>
-            <w:vAlign w:val="center"/>
-            <w:shd w:fill="F2F5F8"/>
-            <w:tcMar>
-              <w:top w:w="115" w:type="dxa"/>
-              <w:left w:w="115" w:type="dxa"/>
-              <w:bottom w:w="115" w:type="dxa"/>
-              <w:right w:w="115" w:type="dxa"/>
-            </w:tcMar>
-          </w:tcPr>
-          <w:p>
-            <w:pPr>
-              <w:spacing w:after="0" w:line="252" w:lineRule="auto"/>
-            </w:pPr>
-            <w:r>
-              <w:rPr>
-                <w:sz w:val="20"/>
-              </w:rPr>
-              <w:t>8</w:t>
-            </w:r>
-          </w:p>
-        </w:tc>
-        <w:tc>
-          <w:tcPr>
-            <w:tcW w:type="dxa" w:w="4819"/>
-            <w:vAlign w:val="center"/>
-            <w:shd w:fill="F2F5F8"/>
-            <w:tcMar>
-              <w:top w:w="115" w:type="dxa"/>
-              <w:left w:w="115" w:type="dxa"/>
-              <w:bottom w:w="115" w:type="dxa"/>
-              <w:right w:w="115" w:type="dxa"/>
-            </w:tcMar>
-          </w:tcPr>
-          <w:p>
-            <w:pPr>
-              <w:spacing w:after="0" w:line="252" w:lineRule="auto"/>
-            </w:pPr>
-            <w:r>
-              <w:rPr>
-                <w:sz w:val="20"/>
-              </w:rPr>
-              <w:t>Il faut affecter 8 agents.</w:t>
-            </w:r>
-          </w:p>
-        </w:tc>
-      </w:tr>
-      <w:tr>
-        <w:trPr>
-          <w:cantSplit/>
-        </w:trPr>
-        <w:tc>
-          <w:tcPr>
-            <w:tcW w:type="dxa" w:w="3685"/>
-            <w:vAlign w:val="center"/>
-            <w:shd w:fill="FFFFFF"/>
-            <w:tcMar>
-              <w:top w:w="115" w:type="dxa"/>
-              <w:left w:w="115" w:type="dxa"/>
-              <w:bottom w:w="115" w:type="dxa"/>
-              <w:right w:w="115" w:type="dxa"/>
-            </w:tcMar>
-          </w:tcPr>
-          <w:p>
-            <w:pPr>
-              <w:spacing w:after="0" w:line="252" w:lineRule="auto"/>
-            </w:pPr>
-            <w:r>
-              <w:rPr>
-                <w:sz w:val="20"/>
-              </w:rPr>
-              <w:t>Disponibilités validées</w:t>
-            </w:r>
-          </w:p>
-        </w:tc>
-        <w:tc>
-          <w:tcPr>
-            <w:tcW w:type="dxa" w:w="1134"/>
-            <w:vAlign w:val="center"/>
-            <w:shd w:fill="FFFFFF"/>
-            <w:tcMar>
-              <w:top w:w="115" w:type="dxa"/>
-              <w:left w:w="115" w:type="dxa"/>
-              <w:bottom w:w="115" w:type="dxa"/>
-              <w:right w:w="115" w:type="dxa"/>
-            </w:tcMar>
-          </w:tcPr>
-          <w:p>
-            <w:pPr>
-              <w:spacing w:after="0" w:line="252" w:lineRule="auto"/>
-            </w:pPr>
-            <w:r>
-              <w:rPr>
-                <w:sz w:val="20"/>
-              </w:rPr>
-              <w:t>8</w:t>
-            </w:r>
-          </w:p>
-        </w:tc>
-        <w:tc>
-          <w:tcPr>
-            <w:tcW w:type="dxa" w:w="4819"/>
-            <w:vAlign w:val="center"/>
-            <w:shd w:fill="FFFFFF"/>
-            <w:tcMar>
-              <w:top w:w="115" w:type="dxa"/>
-              <w:left w:w="115" w:type="dxa"/>
-              <w:bottom w:w="115" w:type="dxa"/>
-              <w:right w:w="115" w:type="dxa"/>
-            </w:tcMar>
-          </w:tcPr>
-          <w:p>
-            <w:pPr>
-              <w:spacing w:after="0" w:line="252" w:lineRule="auto"/>
-            </w:pPr>
-            <w:r>
-              <w:rPr>
-                <w:sz w:val="20"/>
-              </w:rPr>
-              <w:t>La couverture potentielle atteint 8 sur 8.</w:t>
-            </w:r>
-          </w:p>
-        </w:tc>
-      </w:tr>
-      <w:tr>
-        <w:trPr>
-          <w:cantSplit/>
-        </w:trPr>
-        <w:tc>
-          <w:tcPr>
-            <w:tcW w:type="dxa" w:w="3685"/>
-            <w:vAlign w:val="center"/>
-            <w:shd w:fill="F2F5F8"/>
-            <w:tcMar>
-              <w:top w:w="115" w:type="dxa"/>
-              <w:left w:w="115" w:type="dxa"/>
-              <w:bottom w:w="115" w:type="dxa"/>
-              <w:right w:w="115" w:type="dxa"/>
-            </w:tcMar>
-          </w:tcPr>
-          <w:p>
-            <w:pPr>
-              <w:spacing w:after="0" w:line="252" w:lineRule="auto"/>
-            </w:pPr>
-            <w:r>
-              <w:rPr>
-                <w:sz w:val="20"/>
-              </w:rPr>
-              <w:t>Affectations du brouillon</w:t>
-            </w:r>
-          </w:p>
-        </w:tc>
-        <w:tc>
-          <w:tcPr>
-            <w:tcW w:type="dxa" w:w="1134"/>
-            <w:vAlign w:val="center"/>
-            <w:shd w:fill="F2F5F8"/>
-            <w:tcMar>
-              <w:top w:w="115" w:type="dxa"/>
-              <w:left w:w="115" w:type="dxa"/>
-              <w:bottom w:w="115" w:type="dxa"/>
-              <w:right w:w="115" w:type="dxa"/>
-            </w:tcMar>
-          </w:tcPr>
-          <w:p>
-            <w:pPr>
-              <w:spacing w:after="0" w:line="252" w:lineRule="auto"/>
-            </w:pPr>
-            <w:r>
-              <w:rPr>
-                <w:sz w:val="20"/>
-              </w:rPr>
-              <w:t>6</w:t>
-            </w:r>
-          </w:p>
-        </w:tc>
-        <w:tc>
-          <w:tcPr>
-            <w:tcW w:type="dxa" w:w="4819"/>
-            <w:vAlign w:val="center"/>
-            <w:shd w:fill="F2F5F8"/>
-            <w:tcMar>
-              <w:top w:w="115" w:type="dxa"/>
-              <w:left w:w="115" w:type="dxa"/>
-              <w:bottom w:w="115" w:type="dxa"/>
-              <w:right w:w="115" w:type="dxa"/>
-            </w:tcMar>
-          </w:tcPr>
-          <w:p>
-            <w:pPr>
-              <w:spacing w:after="0" w:line="252" w:lineRule="auto"/>
-            </w:pPr>
-            <w:r>
-              <w:rPr>
-                <w:sz w:val="20"/>
-              </w:rPr>
-              <w:t>La couverture planifiée atteint 6 sur 8. Deux affectations manquent.</w:t>
-            </w:r>
-          </w:p>
-        </w:tc>
-      </w:tr>
-    </w:tbl>
-    <w:p>
-      <w:pPr>
-        <w:spacing w:after="0" w:before="0" w:line="240" w:lineRule="auto"/>
-      </w:pPr>
-      <w:r>
-        <w:rPr>
-          <w:sz w:val="6"/>
-        </w:rPr>
+        <w:t>Dans « Appels », l’agent choisit « Je me propose ». Tant que la garde n’est pas publiée, il n’est ni confirmé dans son planning ni ajouté à son agenda. Il peut retirer sa proposition, même si elle a été retenue dans le brouillon.</w:t>
       </w:r>
     </w:p>
     <w:p>
       <w:r>
         <w:rPr>
           <w:b w:val="0"/>
-          <w:color w:val="505762"/>
-          <w:sz w:val="18"/>
         </w:rPr>
-        <w:t>Exemple illustratif limité à l’effectif. Les minima de qualification sont contrôlés séparément : huit personnes disponibles ne garantissent pas la présence de toutes les compétences requises.</w:t>
+        <w:t>La disponibilité exceptionnelle ne rouvre pas la campagne et ne réécrit pas sa réponse initiale. Elle porte sur les horaires précis de l’appel. Le motif privé du désistement et le nom de la personne remplacée ne sont pas communiqués aux candidats.</w:t>
       </w:r>
     </w:p>
     <w:p>
@@ -1360,7 +1449,7 @@
         <w:pStyle w:val="Heading2"/>
       </w:pPr>
       <w:r>
-        <w:t>Construire un brouillon</w:t>
+        <w:t>Une issue visible</w:t>
       </w:r>
     </w:p>
     <w:p>
@@ -1368,39 +1457,15 @@
         <w:rPr>
           <w:b w:val="0"/>
         </w:rPr>
-        <w:t>L’encadrement affecte ou retire les agents par date et par créneau, parmi les candidats éligibles. Les indicateurs distinguent déficit, limite et couverture suffisante. Un état spécifique signale les besoins qui ne sont pas encore définis.</w:t>
+        <w:t>Une publication qui couvre le besoin clôt l’appel. Les agents retenus sont confirmés et les autres candidats apprennent que la recherche est terminée. Un appel peut aussi être annulé ou expirer au début de la garde ; ces issues ne valent pas remplacement réussi.</w:t>
       </w:r>
     </w:p>
     <w:p>
       <w:r>
         <w:rPr>
-          <w:b w:val="0"/>
+          <w:b/>
         </w:rPr>
-        <w:t>La répartition des gardes Jour, Nuit et 24 h aide à examiner la charge entre agents. Les choix restent entre les mains de l’encadrement ; le périmètre actuel ne comprend pas de génération automatique du planning ni de moteur complet de règles de repos.</w:t>
-      </w:r>
-    </w:p>
-    <w:p>
-      <w:pPr>
-        <w:pStyle w:val="Heading2"/>
-      </w:pPr>
-      <w:r>
-        <w:t>Publier une version de référence</w:t>
-      </w:r>
-    </w:p>
-    <w:p>
-      <w:r>
-        <w:rPr>
-          <w:b w:val="0"/>
-        </w:rPr>
-        <w:t>La publication s’effectue par créneau, avec des contrôles d’éligibilité et de couverture. Elle crée une version indépendante du brouillon. Le gestionnaire peut donc préparer une modification sans changer immédiatement la garde affichée à l’agent.</w:t>
-      </w:r>
-    </w:p>
-    <w:p>
-      <w:r>
-        <w:rPr>
-          <w:b w:val="0"/>
-        </w:rPr>
-        <w:t>Avant une utilisation réelle, les scénarios de retrait d’agent, de désactivation et d’export d’une version publiée doivent être consolidés conformément à l’audit. Ces points concernent directement la cohérence de l’information transmise.</w:t>
+        <w:t>Accepter un désistement ne suffit pas à remplacer l’agent. L’encadrement doit vérifier le brouillon, la nouvelle publication et l’information des personnes concernées, particulièrement pour une modification urgente.</w:t>
       </w:r>
     </w:p>
     <w:p>
@@ -1413,39 +1478,7 @@
         <w:pStyle w:val="Heading1"/>
       </w:pPr>
       <w:r>
-        <w:t>Consulter et communiquer au quotidien</w:t>
-      </w:r>
-    </w:p>
-    <w:p>
-      <w:pPr>
-        <w:pStyle w:val="Heading2"/>
-      </w:pPr>
-      <w:r>
-        <w:t>Une application sur ordinateur et téléphone</w:t>
-      </w:r>
-    </w:p>
-    <w:p>
-      <w:r>
-        <w:rPr>
-          <w:b w:val="0"/>
-        </w:rPr>
-        <w:t>DispoSP s’utilise depuis un navigateur. Son interface adapte la navigation, les tableaux et les formulaires aux petits écrans. L’application peut aussi être ajoutée à l’écran d’accueil pour un accès direct, selon les possibilités du téléphone.</w:t>
-      </w:r>
-    </w:p>
-    <w:p>
-      <w:r>
-        <w:rPr>
-          <w:b w:val="0"/>
-        </w:rPr>
-        <w:t>Les informations métier nécessitent une connexion. La page hors ligne informe l’utilisateur de l’indisponibilité du réseau ; elle ne permet pas de consulter ou de modifier un planning complet hors connexion.</w:t>
-      </w:r>
-    </w:p>
-    <w:p>
-      <w:pPr>
-        <w:pStyle w:val="Heading2"/>
-      </w:pPr>
-      <w:r>
-        <w:t>Trois canaux de notification</w:t>
+        <w:t>Informer les agents au quotidien</w:t>
       </w:r>
     </w:p>
     <w:tbl>
@@ -1454,19 +1487,10 @@
         <w:jc w:val="center"/>
         <w:tblLayout w:type="fixed"/>
         <w:tblLook w:firstColumn="1" w:firstRow="1" w:lastColumn="0" w:lastRow="0" w:noHBand="0" w:noVBand="1" w:val="04A0"/>
-        <w:tblBorders>
-          <w:top w:val="single" w:sz="4" w:color="D9D9D9"/>
-          <w:left w:val="single" w:sz="4" w:color="D9D9D9"/>
-          <w:bottom w:val="single" w:sz="4" w:color="D9D9D9"/>
-          <w:right w:val="single" w:sz="4" w:color="D9D9D9"/>
-          <w:insideH w:val="single" w:sz="4" w:color="D9D9D9"/>
-          <w:insideV w:val="single" w:sz="4" w:color="D9D9D9"/>
-        </w:tblBorders>
       </w:tblPr>
       <w:tblGrid>
-        <w:gridCol w:w="1814"/>
-        <w:gridCol w:w="4025"/>
-        <w:gridCol w:w="3798"/>
+        <w:gridCol w:w="2268"/>
+        <w:gridCol w:w="7370"/>
       </w:tblGrid>
       <w:tr>
         <w:trPr>
@@ -1475,25 +1499,30 @@
         </w:trPr>
         <w:tc>
           <w:tcPr>
-            <w:tcW w:type="dxa" w:w="1814"/>
+            <w:tcW w:type="dxa" w:w="2268"/>
             <w:vAlign w:val="center"/>
-            <w:shd w:fill="12334D"/>
             <w:tcMar>
-              <w:top w:w="115" w:type="dxa"/>
-              <w:left w:w="115" w:type="dxa"/>
-              <w:bottom w:w="115" w:type="dxa"/>
-              <w:right w:w="115" w:type="dxa"/>
+              <w:top w:w="100" w:type="dxa"/>
+              <w:left w:w="100" w:type="dxa"/>
+              <w:bottom w:w="100" w:type="dxa"/>
+              <w:right w:w="100" w:type="dxa"/>
             </w:tcMar>
+            <w:shd w:fill="DCE7EF"/>
+            <w:tcBorders>
+              <w:top w:val="single" w:sz="4" w:color="D9D9D9"/>
+              <w:left w:val="single" w:sz="4" w:color="D9D9D9"/>
+              <w:bottom w:val="single" w:sz="4" w:color="D9D9D9"/>
+              <w:right w:val="single" w:sz="4" w:color="D9D9D9"/>
+            </w:tcBorders>
           </w:tcPr>
           <w:p>
             <w:pPr>
-              <w:spacing w:after="0" w:line="252" w:lineRule="auto"/>
+              <w:spacing w:after="40" w:line="247" w:lineRule="auto"/>
             </w:pPr>
             <w:r>
               <w:rPr>
                 <w:b/>
-                <w:color w:val="FFFFFF"/>
-                <w:sz w:val="20"/>
+                <w:sz w:val="21"/>
               </w:rPr>
               <w:t>Canal</w:t>
             </w:r>
@@ -1501,53 +1530,32 @@
         </w:tc>
         <w:tc>
           <w:tcPr>
-            <w:tcW w:type="dxa" w:w="4025"/>
+            <w:tcW w:type="dxa" w:w="7370"/>
             <w:vAlign w:val="center"/>
-            <w:shd w:fill="12334D"/>
             <w:tcMar>
-              <w:top w:w="115" w:type="dxa"/>
-              <w:left w:w="115" w:type="dxa"/>
-              <w:bottom w:w="115" w:type="dxa"/>
-              <w:right w:w="115" w:type="dxa"/>
+              <w:top w:w="100" w:type="dxa"/>
+              <w:left w:w="100" w:type="dxa"/>
+              <w:bottom w:w="100" w:type="dxa"/>
+              <w:right w:w="100" w:type="dxa"/>
             </w:tcMar>
+            <w:shd w:fill="DCE7EF"/>
+            <w:tcBorders>
+              <w:top w:val="single" w:sz="4" w:color="D9D9D9"/>
+              <w:left w:val="single" w:sz="4" w:color="D9D9D9"/>
+              <w:bottom w:val="single" w:sz="4" w:color="D9D9D9"/>
+              <w:right w:val="single" w:sz="4" w:color="D9D9D9"/>
+            </w:tcBorders>
           </w:tcPr>
           <w:p>
             <w:pPr>
-              <w:spacing w:after="0" w:line="252" w:lineRule="auto"/>
+              <w:spacing w:after="40" w:line="247" w:lineRule="auto"/>
             </w:pPr>
             <w:r>
               <w:rPr>
                 <w:b/>
-                <w:color w:val="FFFFFF"/>
-                <w:sz w:val="20"/>
+                <w:sz w:val="21"/>
               </w:rPr>
-              <w:t>Usage</w:t>
-            </w:r>
-          </w:p>
-        </w:tc>
-        <w:tc>
-          <w:tcPr>
-            <w:tcW w:type="dxa" w:w="3798"/>
-            <w:vAlign w:val="center"/>
-            <w:shd w:fill="12334D"/>
-            <w:tcMar>
-              <w:top w:w="115" w:type="dxa"/>
-              <w:left w:w="115" w:type="dxa"/>
-              <w:bottom w:w="115" w:type="dxa"/>
-              <w:right w:w="115" w:type="dxa"/>
-            </w:tcMar>
-          </w:tcPr>
-          <w:p>
-            <w:pPr>
-              <w:spacing w:after="0" w:line="252" w:lineRule="auto"/>
-            </w:pPr>
-            <w:r>
-              <w:rPr>
-                <w:b/>
-                <w:color w:val="FFFFFF"/>
-                <w:sz w:val="20"/>
-              </w:rPr>
-              <w:t>Condition</w:t>
+              <w:t>Usage et conditions</w:t>
             </w:r>
           </w:p>
         </w:tc>
@@ -1558,73 +1566,63 @@
         </w:trPr>
         <w:tc>
           <w:tcPr>
-            <w:tcW w:type="dxa" w:w="1814"/>
+            <w:tcW w:type="dxa" w:w="2268"/>
             <w:vAlign w:val="center"/>
-            <w:shd w:fill="F2F5F8"/>
             <w:tcMar>
-              <w:top w:w="115" w:type="dxa"/>
-              <w:left w:w="115" w:type="dxa"/>
-              <w:bottom w:w="115" w:type="dxa"/>
-              <w:right w:w="115" w:type="dxa"/>
+              <w:top w:w="100" w:type="dxa"/>
+              <w:left w:w="100" w:type="dxa"/>
+              <w:bottom w:w="100" w:type="dxa"/>
+              <w:right w:w="100" w:type="dxa"/>
             </w:tcMar>
+            <w:shd w:fill="FFFFFF"/>
+            <w:tcBorders>
+              <w:top w:val="single" w:sz="4" w:color="D9D9D9"/>
+              <w:left w:val="single" w:sz="4" w:color="D9D9D9"/>
+              <w:bottom w:val="single" w:sz="4" w:color="D9D9D9"/>
+              <w:right w:val="single" w:sz="4" w:color="D9D9D9"/>
+            </w:tcBorders>
           </w:tcPr>
           <w:p>
             <w:pPr>
-              <w:spacing w:after="0" w:line="252" w:lineRule="auto"/>
+              <w:spacing w:after="40" w:line="247" w:lineRule="auto"/>
             </w:pPr>
             <w:r>
               <w:rPr>
-                <w:sz w:val="20"/>
+                <w:b w:val="0"/>
+                <w:sz w:val="21"/>
               </w:rPr>
-              <w:t>Dans l’application</w:t>
+              <w:t>Application</w:t>
             </w:r>
           </w:p>
         </w:tc>
         <w:tc>
           <w:tcPr>
-            <w:tcW w:type="dxa" w:w="4025"/>
+            <w:tcW w:type="dxa" w:w="7370"/>
             <w:vAlign w:val="center"/>
-            <w:shd w:fill="F2F5F8"/>
             <w:tcMar>
-              <w:top w:w="115" w:type="dxa"/>
-              <w:left w:w="115" w:type="dxa"/>
-              <w:bottom w:w="115" w:type="dxa"/>
-              <w:right w:w="115" w:type="dxa"/>
+              <w:top w:w="100" w:type="dxa"/>
+              <w:left w:w="100" w:type="dxa"/>
+              <w:bottom w:w="100" w:type="dxa"/>
+              <w:right w:w="100" w:type="dxa"/>
             </w:tcMar>
+            <w:shd w:fill="FFFFFF"/>
+            <w:tcBorders>
+              <w:top w:val="single" w:sz="4" w:color="D9D9D9"/>
+              <w:left w:val="single" w:sz="4" w:color="D9D9D9"/>
+              <w:bottom w:val="single" w:sz="4" w:color="D9D9D9"/>
+              <w:right w:val="single" w:sz="4" w:color="D9D9D9"/>
+            </w:tcBorders>
           </w:tcPr>
           <w:p>
             <w:pPr>
-              <w:spacing w:after="0" w:line="252" w:lineRule="auto"/>
+              <w:spacing w:after="40" w:line="247" w:lineRule="auto"/>
             </w:pPr>
             <w:r>
               <w:rPr>
-                <w:sz w:val="20"/>
+                <w:b w:val="0"/>
+                <w:sz w:val="21"/>
               </w:rPr>
-              <w:t>Consulter les événements et leur état de lecture.</w:t>
-            </w:r>
-          </w:p>
-        </w:tc>
-        <w:tc>
-          <w:tcPr>
-            <w:tcW w:type="dxa" w:w="3798"/>
-            <w:vAlign w:val="center"/>
-            <w:shd w:fill="F2F5F8"/>
-            <w:tcMar>
-              <w:top w:w="115" w:type="dxa"/>
-              <w:left w:w="115" w:type="dxa"/>
-              <w:bottom w:w="115" w:type="dxa"/>
-              <w:right w:w="115" w:type="dxa"/>
-            </w:tcMar>
-          </w:tcPr>
-          <w:p>
-            <w:pPr>
-              <w:spacing w:after="0" w:line="252" w:lineRule="auto"/>
-            </w:pPr>
-            <w:r>
-              <w:rPr>
-                <w:sz w:val="20"/>
-              </w:rPr>
-              <w:t>Ouvrir son espace authentifié.</w:t>
+              <w:t>Consulter les événements et leur état de lecture dans un espace authentifié.</w:t>
             </w:r>
           </w:p>
         </w:tc>
@@ -1635,73 +1633,63 @@
         </w:trPr>
         <w:tc>
           <w:tcPr>
-            <w:tcW w:type="dxa" w:w="1814"/>
+            <w:tcW w:type="dxa" w:w="2268"/>
             <w:vAlign w:val="center"/>
-            <w:shd w:fill="FFFFFF"/>
             <w:tcMar>
-              <w:top w:w="115" w:type="dxa"/>
-              <w:left w:w="115" w:type="dxa"/>
-              <w:bottom w:w="115" w:type="dxa"/>
-              <w:right w:w="115" w:type="dxa"/>
+              <w:top w:w="100" w:type="dxa"/>
+              <w:left w:w="100" w:type="dxa"/>
+              <w:bottom w:w="100" w:type="dxa"/>
+              <w:right w:w="100" w:type="dxa"/>
             </w:tcMar>
+            <w:shd w:fill="F5F7F9"/>
+            <w:tcBorders>
+              <w:top w:val="single" w:sz="4" w:color="D9D9D9"/>
+              <w:left w:val="single" w:sz="4" w:color="D9D9D9"/>
+              <w:bottom w:val="single" w:sz="4" w:color="D9D9D9"/>
+              <w:right w:val="single" w:sz="4" w:color="D9D9D9"/>
+            </w:tcBorders>
           </w:tcPr>
           <w:p>
             <w:pPr>
-              <w:spacing w:after="0" w:line="252" w:lineRule="auto"/>
+              <w:spacing w:after="40" w:line="247" w:lineRule="auto"/>
             </w:pPr>
             <w:r>
               <w:rPr>
-                <w:sz w:val="20"/>
+                <w:b w:val="0"/>
+                <w:sz w:val="21"/>
               </w:rPr>
-              <w:t>Par email</w:t>
+              <w:t>Email</w:t>
             </w:r>
           </w:p>
         </w:tc>
         <w:tc>
           <w:tcPr>
-            <w:tcW w:type="dxa" w:w="4025"/>
+            <w:tcW w:type="dxa" w:w="7370"/>
             <w:vAlign w:val="center"/>
-            <w:shd w:fill="FFFFFF"/>
             <w:tcMar>
-              <w:top w:w="115" w:type="dxa"/>
-              <w:left w:w="115" w:type="dxa"/>
-              <w:bottom w:w="115" w:type="dxa"/>
-              <w:right w:w="115" w:type="dxa"/>
+              <w:top w:w="100" w:type="dxa"/>
+              <w:left w:w="100" w:type="dxa"/>
+              <w:bottom w:w="100" w:type="dxa"/>
+              <w:right w:w="100" w:type="dxa"/>
             </w:tcMar>
+            <w:shd w:fill="F5F7F9"/>
+            <w:tcBorders>
+              <w:top w:val="single" w:sz="4" w:color="D9D9D9"/>
+              <w:left w:val="single" w:sz="4" w:color="D9D9D9"/>
+              <w:bottom w:val="single" w:sz="4" w:color="D9D9D9"/>
+              <w:right w:val="single" w:sz="4" w:color="D9D9D9"/>
+            </w:tcBorders>
           </w:tcPr>
           <w:p>
             <w:pPr>
-              <w:spacing w:after="0" w:line="252" w:lineRule="auto"/>
+              <w:spacing w:after="40" w:line="247" w:lineRule="auto"/>
             </w:pPr>
             <w:r>
               <w:rPr>
-                <w:sz w:val="20"/>
+                <w:b w:val="0"/>
+                <w:sz w:val="21"/>
               </w:rPr>
-              <w:t>Recevoir les messages prévus par les événements métier.</w:t>
-            </w:r>
-          </w:p>
-        </w:tc>
-        <w:tc>
-          <w:tcPr>
-            <w:tcW w:type="dxa" w:w="3798"/>
-            <w:vAlign w:val="center"/>
-            <w:shd w:fill="FFFFFF"/>
-            <w:tcMar>
-              <w:top w:w="115" w:type="dxa"/>
-              <w:left w:w="115" w:type="dxa"/>
-              <w:bottom w:w="115" w:type="dxa"/>
-              <w:right w:w="115" w:type="dxa"/>
-            </w:tcMar>
-          </w:tcPr>
-          <w:p>
-            <w:pPr>
-              <w:spacing w:after="0" w:line="252" w:lineRule="auto"/>
-            </w:pPr>
-            <w:r>
-              <w:rPr>
-                <w:sz w:val="20"/>
-              </w:rPr>
-              <w:t>Configurer le service d’envoi et une adresse valide.</w:t>
+              <w:t>Recevoir les événements métier et les détails de ses gardes, lorsque le service d’envoi est configuré.</w:t>
             </w:r>
           </w:p>
         </w:tc>
@@ -1712,73 +1700,63 @@
         </w:trPr>
         <w:tc>
           <w:tcPr>
-            <w:tcW w:type="dxa" w:w="1814"/>
+            <w:tcW w:type="dxa" w:w="2268"/>
             <w:vAlign w:val="center"/>
-            <w:shd w:fill="F2F5F8"/>
             <w:tcMar>
-              <w:top w:w="115" w:type="dxa"/>
-              <w:left w:w="115" w:type="dxa"/>
-              <w:bottom w:w="115" w:type="dxa"/>
-              <w:right w:w="115" w:type="dxa"/>
+              <w:top w:w="100" w:type="dxa"/>
+              <w:left w:w="100" w:type="dxa"/>
+              <w:bottom w:w="100" w:type="dxa"/>
+              <w:right w:w="100" w:type="dxa"/>
             </w:tcMar>
+            <w:shd w:fill="FFFFFF"/>
+            <w:tcBorders>
+              <w:top w:val="single" w:sz="4" w:color="D9D9D9"/>
+              <w:left w:val="single" w:sz="4" w:color="D9D9D9"/>
+              <w:bottom w:val="single" w:sz="4" w:color="D9D9D9"/>
+              <w:right w:val="single" w:sz="4" w:color="D9D9D9"/>
+            </w:tcBorders>
           </w:tcPr>
           <w:p>
             <w:pPr>
-              <w:spacing w:after="0" w:line="252" w:lineRule="auto"/>
+              <w:spacing w:after="40" w:line="247" w:lineRule="auto"/>
             </w:pPr>
             <w:r>
               <w:rPr>
-                <w:sz w:val="20"/>
+                <w:b w:val="0"/>
+                <w:sz w:val="21"/>
               </w:rPr>
-              <w:t>Sur le téléphone</w:t>
+              <w:t>Téléphone</w:t>
             </w:r>
           </w:p>
         </w:tc>
         <w:tc>
           <w:tcPr>
-            <w:tcW w:type="dxa" w:w="4025"/>
+            <w:tcW w:type="dxa" w:w="7370"/>
             <w:vAlign w:val="center"/>
-            <w:shd w:fill="F2F5F8"/>
             <w:tcMar>
-              <w:top w:w="115" w:type="dxa"/>
-              <w:left w:w="115" w:type="dxa"/>
-              <w:bottom w:w="115" w:type="dxa"/>
-              <w:right w:w="115" w:type="dxa"/>
+              <w:top w:w="100" w:type="dxa"/>
+              <w:left w:w="100" w:type="dxa"/>
+              <w:bottom w:w="100" w:type="dxa"/>
+              <w:right w:w="100" w:type="dxa"/>
             </w:tcMar>
+            <w:shd w:fill="FFFFFF"/>
+            <w:tcBorders>
+              <w:top w:val="single" w:sz="4" w:color="D9D9D9"/>
+              <w:left w:val="single" w:sz="4" w:color="D9D9D9"/>
+              <w:bottom w:val="single" w:sz="4" w:color="D9D9D9"/>
+              <w:right w:val="single" w:sz="4" w:color="D9D9D9"/>
+            </w:tcBorders>
           </w:tcPr>
           <w:p>
             <w:pPr>
-              <w:spacing w:after="0" w:line="252" w:lineRule="auto"/>
+              <w:spacing w:after="40" w:line="247" w:lineRule="auto"/>
             </w:pPr>
             <w:r>
               <w:rPr>
-                <w:sz w:val="20"/>
+                <w:b w:val="0"/>
+                <w:sz w:val="21"/>
               </w:rPr>
-              <w:t>Recevoir une notification Web Push, y compris application fermée.</w:t>
-            </w:r>
-          </w:p>
-        </w:tc>
-        <w:tc>
-          <w:tcPr>
-            <w:tcW w:type="dxa" w:w="3798"/>
-            <w:vAlign w:val="center"/>
-            <w:shd w:fill="F2F5F8"/>
-            <w:tcMar>
-              <w:top w:w="115" w:type="dxa"/>
-              <w:left w:w="115" w:type="dxa"/>
-              <w:bottom w:w="115" w:type="dxa"/>
-              <w:right w:w="115" w:type="dxa"/>
-            </w:tcMar>
-          </w:tcPr>
-          <w:p>
-            <w:pPr>
-              <w:spacing w:after="0" w:line="252" w:lineRule="auto"/>
-            </w:pPr>
-            <w:r>
-              <w:rPr>
-                <w:sz w:val="20"/>
-              </w:rPr>
-              <w:t>Activer les notifications sur un appareil et un navigateur compatibles.</w:t>
+              <w:t>Recevoir un push sur chaque appareil où le compte l’a activé ; le texte sur écran verrouillé reste discret.</w:t>
             </w:r>
           </w:p>
         </w:tc>
@@ -1786,12 +1764,15 @@
     </w:tbl>
     <w:p>
       <w:pPr>
-        <w:spacing w:after="0" w:before="0" w:line="240" w:lineRule="auto"/>
+        <w:spacing w:after="0"/>
+      </w:pPr>
+    </w:p>
+    <w:p>
+      <w:pPr>
+        <w:pStyle w:val="Heading2"/>
       </w:pPr>
       <w:r>
-        <w:rPr>
-          <w:sz w:val="6"/>
-        </w:rPr>
+        <w:t>Rappels et reprises automatiques</w:t>
       </w:r>
     </w:p>
     <w:p>
@@ -1799,7 +1780,7 @@
         <w:rPr>
           <w:b w:val="0"/>
         </w:rPr>
-        <w:t>L’autorisation Web Push est propre à l’appareil. Sur iPhone, le parcours prévu passe par l’ajout à l’écran d’accueil. La réception dépend également des réglages du téléphone, du navigateur et du réseau.</w:t>
+        <w:t>Les traitements planifiés créent les rappels et reprennent les envois en attente sans action utilisateur. Le rappel de garde part la veille à l’heure choisie par le centre, 18 h par défaut. Le Jour et la Nuit d’une même date donnent un seul rappel de 24 h. Les agents sans réponse validée peuvent être relancés 48 h puis 24 h avant clôture.</w:t>
       </w:r>
     </w:p>
     <w:p>
@@ -1807,7 +1788,7 @@
         <w:rPr>
           <w:b w:val="0"/>
         </w:rPr>
-        <w:t>Le code des notifications est présent, mais plusieurs scénarios d’envoi et de reprise doivent encore être fiabilisés. La réception réelle sur Android et iPhone devra être vérifiée avant d’en faire un canal habituel de suivi. Ces notifications accompagnent la planification des gardes ; elles ne constituent pas un système d’alerte opérationnelle.</w:t>
+        <w:t>La mise en service technique et l’activation des rappels dans « Paramètres » sont deux étapes distinctes. Le suivi affiche les derniers passages et les files d’envoi. Un rappel devenu obsolète est écarté avant l’envoi ; un message déjà remis au fournisseur ne peut pas être rappelé.</w:t>
       </w:r>
     </w:p>
     <w:p>
@@ -1815,7 +1796,7 @@
         <w:pStyle w:val="Heading2"/>
       </w:pPr>
       <w:r>
-        <w:t>Partager et retrouver les informations</w:t>
+        <w:t>Un agenda personnel abonné</w:t>
       </w:r>
     </w:p>
     <w:p>
@@ -1823,7 +1804,7 @@
         <w:rPr>
           <w:b w:val="0"/>
         </w:rPr>
-        <w:t>Des exports CSV, Excel et calendrier ICS ainsi que des vues imprimables facilitent l’utilisation des données en dehors de l’application. Le centre dispose aussi de statistiques par mois, par jour de semaine et par agent, et d’un historique filtrable des actions.</w:t>
+        <w:t>Depuis « Mon planning », l’agent crée une adresse privée à ajouter à Apple Calendrier, Google Agenda ou Outlook. Le flux contient ses gardes publiées encore tenues, sur une fenêtre de trois mois passés et douze mois à venir. Les propositions et brouillons sont exclus.</w:t>
       </w:r>
     </w:p>
     <w:p>
@@ -1831,7 +1812,23 @@
         <w:rPr>
           <w:b w:val="0"/>
         </w:rPr>
-        <w:t>L’export Excel doit encore être corrigé pour restituer sans omission une garde publiée lorsque le brouillon a changé. La recette de mise en service devra comparer les exports avec la version de planning réellement publiée.</w:t>
+        <w:t>L’adresse n’est affichée qu’à sa création. La renouveler invalide l’ancienne ; la révoquer coupe l’accès. Elle doit rester confidentielle. La synchronisation dépend du logiciel d’agenda et peut être différée : elle ne remplace ni le planning actualisé dans DispoSP ni les notifications urgentes.</w:t>
+      </w:r>
+    </w:p>
+    <w:p>
+      <w:pPr>
+        <w:pStyle w:val="Heading2"/>
+      </w:pPr>
+      <w:r>
+        <w:t>Téléphone et accès réseau</w:t>
+      </w:r>
+    </w:p>
+    <w:p>
+      <w:r>
+        <w:rPr>
+          <w:b w:val="0"/>
+        </w:rPr>
+        <w:t>L’application peut être ajoutée à l’écran d’accueil. Les données métier exigent une connexion ; l’installation ne fournit pas un planning complet hors ligne. Les notifications servent à organiser les gardes, sans se substituer au système d’alerte opérationnelle du centre.</w:t>
       </w:r>
     </w:p>
     <w:p>
@@ -1844,15 +1841,7 @@
         <w:pStyle w:val="Heading1"/>
       </w:pPr>
       <w:r>
-        <w:t>Un socle développé à consolider</w:t>
-      </w:r>
-    </w:p>
-    <w:p>
-      <w:r>
-        <w:rPr>
-          <w:b w:val="0"/>
-        </w:rPr>
-        <w:t>L’audit du 22 septembre 2026 confirme un socle fonctionnel exploitable en préproduction. Il ne recommande pas encore une exploitation autonome des gardes réelles. La prochaine étape porte sur la fiabilité des révisions, des données partagées et des notifications.</w:t>
+        <w:t>État du produit et mise en service</w:t>
       </w:r>
     </w:p>
     <w:p>
@@ -1860,7 +1849,7 @@
         <w:pStyle w:val="Heading2"/>
       </w:pPr>
       <w:r>
-        <w:t>Les vérifications déjà réalisées</w:t>
+        <w:t>Les évolutions présentes</w:t>
       </w:r>
     </w:p>
     <w:tbl>
@@ -1869,18 +1858,10 @@
         <w:jc w:val="center"/>
         <w:tblLayout w:type="fixed"/>
         <w:tblLook w:firstColumn="1" w:firstRow="1" w:lastColumn="0" w:lastRow="0" w:noHBand="0" w:noVBand="1" w:val="04A0"/>
-        <w:tblBorders>
-          <w:top w:val="single" w:sz="4" w:color="D9D9D9"/>
-          <w:left w:val="single" w:sz="4" w:color="D9D9D9"/>
-          <w:bottom w:val="single" w:sz="4" w:color="D9D9D9"/>
-          <w:right w:val="single" w:sz="4" w:color="D9D9D9"/>
-          <w:insideH w:val="single" w:sz="4" w:color="D9D9D9"/>
-          <w:insideV w:val="single" w:sz="4" w:color="D9D9D9"/>
-        </w:tblBorders>
       </w:tblPr>
       <w:tblGrid>
-        <w:gridCol w:w="2835"/>
-        <w:gridCol w:w="6803"/>
+        <w:gridCol w:w="3061"/>
+        <w:gridCol w:w="6576"/>
       </w:tblGrid>
       <w:tr>
         <w:trPr>
@@ -1889,53 +1870,63 @@
         </w:trPr>
         <w:tc>
           <w:tcPr>
-            <w:tcW w:type="dxa" w:w="2835"/>
+            <w:tcW w:type="dxa" w:w="3061"/>
             <w:vAlign w:val="center"/>
-            <w:shd w:fill="12334D"/>
             <w:tcMar>
-              <w:top w:w="115" w:type="dxa"/>
-              <w:left w:w="115" w:type="dxa"/>
-              <w:bottom w:w="115" w:type="dxa"/>
-              <w:right w:w="115" w:type="dxa"/>
+              <w:top w:w="100" w:type="dxa"/>
+              <w:left w:w="100" w:type="dxa"/>
+              <w:bottom w:w="100" w:type="dxa"/>
+              <w:right w:w="100" w:type="dxa"/>
             </w:tcMar>
+            <w:shd w:fill="DCE7EF"/>
+            <w:tcBorders>
+              <w:top w:val="single" w:sz="4" w:color="D9D9D9"/>
+              <w:left w:val="single" w:sz="4" w:color="D9D9D9"/>
+              <w:bottom w:val="single" w:sz="4" w:color="D9D9D9"/>
+              <w:right w:val="single" w:sz="4" w:color="D9D9D9"/>
+            </w:tcBorders>
           </w:tcPr>
           <w:p>
             <w:pPr>
-              <w:spacing w:after="0" w:line="252" w:lineRule="auto"/>
+              <w:spacing w:after="40" w:line="247" w:lineRule="auto"/>
             </w:pPr>
             <w:r>
               <w:rPr>
                 <w:b/>
-                <w:color w:val="FFFFFF"/>
-                <w:sz w:val="20"/>
+                <w:sz w:val="21"/>
               </w:rPr>
-              <w:t>Contrôle</w:t>
+              <w:t>Évolution</w:t>
             </w:r>
           </w:p>
         </w:tc>
         <w:tc>
           <w:tcPr>
-            <w:tcW w:type="dxa" w:w="6803"/>
+            <w:tcW w:type="dxa" w:w="6576"/>
             <w:vAlign w:val="center"/>
-            <w:shd w:fill="12334D"/>
             <w:tcMar>
-              <w:top w:w="115" w:type="dxa"/>
-              <w:left w:w="115" w:type="dxa"/>
-              <w:bottom w:w="115" w:type="dxa"/>
-              <w:right w:w="115" w:type="dxa"/>
+              <w:top w:w="100" w:type="dxa"/>
+              <w:left w:w="100" w:type="dxa"/>
+              <w:bottom w:w="100" w:type="dxa"/>
+              <w:right w:w="100" w:type="dxa"/>
             </w:tcMar>
+            <w:shd w:fill="DCE7EF"/>
+            <w:tcBorders>
+              <w:top w:val="single" w:sz="4" w:color="D9D9D9"/>
+              <w:left w:val="single" w:sz="4" w:color="D9D9D9"/>
+              <w:bottom w:val="single" w:sz="4" w:color="D9D9D9"/>
+              <w:right w:val="single" w:sz="4" w:color="D9D9D9"/>
+            </w:tcBorders>
           </w:tcPr>
           <w:p>
             <w:pPr>
-              <w:spacing w:after="0" w:line="252" w:lineRule="auto"/>
+              <w:spacing w:after="40" w:line="247" w:lineRule="auto"/>
             </w:pPr>
             <w:r>
               <w:rPr>
                 <w:b/>
-                <w:color w:val="FFFFFF"/>
-                <w:sz w:val="20"/>
+                <w:sz w:val="21"/>
               </w:rPr>
-              <w:t>Résultat et portée</w:t>
+              <w:t>État de la version du 21 octobre</w:t>
             </w:r>
           </w:p>
         </w:tc>
@@ -1946,49 +1937,63 @@
         </w:trPr>
         <w:tc>
           <w:tcPr>
-            <w:tcW w:type="dxa" w:w="2835"/>
+            <w:tcW w:type="dxa" w:w="3061"/>
             <w:vAlign w:val="center"/>
-            <w:shd w:fill="F2F5F8"/>
             <w:tcMar>
-              <w:top w:w="115" w:type="dxa"/>
-              <w:left w:w="115" w:type="dxa"/>
-              <w:bottom w:w="115" w:type="dxa"/>
-              <w:right w:w="115" w:type="dxa"/>
+              <w:top w:w="100" w:type="dxa"/>
+              <w:left w:w="100" w:type="dxa"/>
+              <w:bottom w:w="100" w:type="dxa"/>
+              <w:right w:w="100" w:type="dxa"/>
             </w:tcMar>
+            <w:shd w:fill="FFFFFF"/>
+            <w:tcBorders>
+              <w:top w:val="single" w:sz="4" w:color="D9D9D9"/>
+              <w:left w:val="single" w:sz="4" w:color="D9D9D9"/>
+              <w:bottom w:val="single" w:sz="4" w:color="D9D9D9"/>
+              <w:right w:val="single" w:sz="4" w:color="D9D9D9"/>
+            </w:tcBorders>
           </w:tcPr>
           <w:p>
             <w:pPr>
-              <w:spacing w:after="0" w:line="252" w:lineRule="auto"/>
+              <w:spacing w:after="40" w:line="247" w:lineRule="auto"/>
             </w:pPr>
             <w:r>
               <w:rPr>
-                <w:sz w:val="20"/>
+                <w:b w:val="0"/>
+                <w:sz w:val="21"/>
               </w:rPr>
-              <w:t>Tests du projet</w:t>
+              <w:t>Traitements et rappels</w:t>
             </w:r>
           </w:p>
         </w:tc>
         <w:tc>
           <w:tcPr>
-            <w:tcW w:type="dxa" w:w="6803"/>
+            <w:tcW w:type="dxa" w:w="6576"/>
             <w:vAlign w:val="center"/>
-            <w:shd w:fill="F2F5F8"/>
             <w:tcMar>
-              <w:top w:w="115" w:type="dxa"/>
-              <w:left w:w="115" w:type="dxa"/>
-              <w:bottom w:w="115" w:type="dxa"/>
-              <w:right w:w="115" w:type="dxa"/>
+              <w:top w:w="100" w:type="dxa"/>
+              <w:left w:w="100" w:type="dxa"/>
+              <w:bottom w:w="100" w:type="dxa"/>
+              <w:right w:w="100" w:type="dxa"/>
             </w:tcMar>
+            <w:shd w:fill="FFFFFF"/>
+            <w:tcBorders>
+              <w:top w:val="single" w:sz="4" w:color="D9D9D9"/>
+              <w:left w:val="single" w:sz="4" w:color="D9D9D9"/>
+              <w:bottom w:val="single" w:sz="4" w:color="D9D9D9"/>
+              <w:right w:val="single" w:sz="4" w:color="D9D9D9"/>
+            </w:tcBorders>
           </w:tcPr>
           <w:p>
             <w:pPr>
-              <w:spacing w:after="0" w:line="252" w:lineRule="auto"/>
+              <w:spacing w:after="40" w:line="247" w:lineRule="auto"/>
             </w:pPr>
             <w:r>
               <w:rPr>
-                <w:sz w:val="20"/>
+                <w:b w:val="0"/>
+                <w:sz w:val="21"/>
               </w:rPr>
-              <w:t>261 tests réussis dans 14 fichiers.</w:t>
+              <w:t>Traitements planifiés activés sur le site ; vérifier le réglage des rappels du centre et la réception effective.</w:t>
             </w:r>
           </w:p>
         </w:tc>
@@ -1999,49 +2004,63 @@
         </w:trPr>
         <w:tc>
           <w:tcPr>
-            <w:tcW w:type="dxa" w:w="2835"/>
+            <w:tcW w:type="dxa" w:w="3061"/>
             <w:vAlign w:val="center"/>
-            <w:shd w:fill="FFFFFF"/>
             <w:tcMar>
-              <w:top w:w="115" w:type="dxa"/>
-              <w:left w:w="115" w:type="dxa"/>
-              <w:bottom w:w="115" w:type="dxa"/>
-              <w:right w:w="115" w:type="dxa"/>
+              <w:top w:w="100" w:type="dxa"/>
+              <w:left w:w="100" w:type="dxa"/>
+              <w:bottom w:w="100" w:type="dxa"/>
+              <w:right w:w="100" w:type="dxa"/>
             </w:tcMar>
+            <w:shd w:fill="F5F7F9"/>
+            <w:tcBorders>
+              <w:top w:val="single" w:sz="4" w:color="D9D9D9"/>
+              <w:left w:val="single" w:sz="4" w:color="D9D9D9"/>
+              <w:bottom w:val="single" w:sz="4" w:color="D9D9D9"/>
+              <w:right w:val="single" w:sz="4" w:color="D9D9D9"/>
+            </w:tcBorders>
           </w:tcPr>
           <w:p>
             <w:pPr>
-              <w:spacing w:after="0" w:line="252" w:lineRule="auto"/>
+              <w:spacing w:after="40" w:line="247" w:lineRule="auto"/>
             </w:pPr>
             <w:r>
               <w:rPr>
-                <w:sz w:val="20"/>
+                <w:b w:val="0"/>
+                <w:sz w:val="21"/>
               </w:rPr>
-              <w:t>Qualité et compilation</w:t>
+              <w:t>Publication mensuelle</w:t>
             </w:r>
           </w:p>
         </w:tc>
         <w:tc>
           <w:tcPr>
-            <w:tcW w:type="dxa" w:w="6803"/>
+            <w:tcW w:type="dxa" w:w="6576"/>
             <w:vAlign w:val="center"/>
-            <w:shd w:fill="FFFFFF"/>
             <w:tcMar>
-              <w:top w:w="115" w:type="dxa"/>
-              <w:left w:w="115" w:type="dxa"/>
-              <w:bottom w:w="115" w:type="dxa"/>
-              <w:right w:w="115" w:type="dxa"/>
+              <w:top w:w="100" w:type="dxa"/>
+              <w:left w:w="100" w:type="dxa"/>
+              <w:bottom w:w="100" w:type="dxa"/>
+              <w:right w:w="100" w:type="dxa"/>
             </w:tcMar>
+            <w:shd w:fill="F5F7F9"/>
+            <w:tcBorders>
+              <w:top w:val="single" w:sz="4" w:color="D9D9D9"/>
+              <w:left w:val="single" w:sz="4" w:color="D9D9D9"/>
+              <w:bottom w:val="single" w:sz="4" w:color="D9D9D9"/>
+              <w:right w:val="single" w:sz="4" w:color="D9D9D9"/>
+            </w:tcBorders>
           </w:tcPr>
           <w:p>
             <w:pPr>
-              <w:spacing w:after="0" w:line="252" w:lineRule="auto"/>
+              <w:spacing w:after="40" w:line="247" w:lineRule="auto"/>
             </w:pPr>
             <w:r>
               <w:rPr>
-                <w:sz w:val="20"/>
+                <w:b w:val="0"/>
+                <w:sz w:val="21"/>
               </w:rPr>
-              <w:t>Vérification des types, formatage et compilation réussis. Aucune erreur de lint ; un avertissement.</w:t>
+              <w:t>Développée, avec aperçu et avis groupés.</w:t>
             </w:r>
           </w:p>
         </w:tc>
@@ -2052,49 +2071,63 @@
         </w:trPr>
         <w:tc>
           <w:tcPr>
-            <w:tcW w:type="dxa" w:w="2835"/>
+            <w:tcW w:type="dxa" w:w="3061"/>
             <w:vAlign w:val="center"/>
-            <w:shd w:fill="F2F5F8"/>
             <w:tcMar>
-              <w:top w:w="115" w:type="dxa"/>
-              <w:left w:w="115" w:type="dxa"/>
-              <w:bottom w:w="115" w:type="dxa"/>
-              <w:right w:w="115" w:type="dxa"/>
+              <w:top w:w="100" w:type="dxa"/>
+              <w:left w:w="100" w:type="dxa"/>
+              <w:bottom w:w="100" w:type="dxa"/>
+              <w:right w:w="100" w:type="dxa"/>
             </w:tcMar>
+            <w:shd w:fill="FFFFFF"/>
+            <w:tcBorders>
+              <w:top w:val="single" w:sz="4" w:color="D9D9D9"/>
+              <w:left w:val="single" w:sz="4" w:color="D9D9D9"/>
+              <w:bottom w:val="single" w:sz="4" w:color="D9D9D9"/>
+              <w:right w:val="single" w:sz="4" w:color="D9D9D9"/>
+            </w:tcBorders>
           </w:tcPr>
           <w:p>
             <w:pPr>
-              <w:spacing w:after="0" w:line="252" w:lineRule="auto"/>
+              <w:spacing w:after="40" w:line="247" w:lineRule="auto"/>
             </w:pPr>
             <w:r>
               <w:rPr>
-                <w:sz w:val="20"/>
+                <w:b w:val="0"/>
+                <w:sz w:val="21"/>
               </w:rPr>
-              <w:t>Parcours connectés</w:t>
+              <w:t>Appels et repos</w:t>
             </w:r>
           </w:p>
         </w:tc>
         <w:tc>
           <w:tcPr>
-            <w:tcW w:type="dxa" w:w="6803"/>
+            <w:tcW w:type="dxa" w:w="6576"/>
             <w:vAlign w:val="center"/>
-            <w:shd w:fill="F2F5F8"/>
             <w:tcMar>
-              <w:top w:w="115" w:type="dxa"/>
-              <w:left w:w="115" w:type="dxa"/>
-              <w:bottom w:w="115" w:type="dxa"/>
-              <w:right w:w="115" w:type="dxa"/>
+              <w:top w:w="100" w:type="dxa"/>
+              <w:left w:w="100" w:type="dxa"/>
+              <w:bottom w:w="100" w:type="dxa"/>
+              <w:right w:w="100" w:type="dxa"/>
             </w:tcMar>
+            <w:shd w:fill="FFFFFF"/>
+            <w:tcBorders>
+              <w:top w:val="single" w:sz="4" w:color="D9D9D9"/>
+              <w:left w:val="single" w:sz="4" w:color="D9D9D9"/>
+              <w:bottom w:val="single" w:sz="4" w:color="D9D9D9"/>
+              <w:right w:val="single" w:sz="4" w:color="D9D9D9"/>
+            </w:tcBorders>
           </w:tcPr>
           <w:p>
             <w:pPr>
-              <w:spacing w:after="0" w:line="252" w:lineRule="auto"/>
+              <w:spacing w:after="40" w:line="247" w:lineRule="auto"/>
             </w:pPr>
             <w:r>
               <w:rPr>
-                <w:sz w:val="20"/>
+                <w:b w:val="0"/>
+                <w:sz w:val="21"/>
               </w:rPr>
-              <w:t>Navigation sur 15 routes, ouverture des formulaires et contrôles en lecture seule.</w:t>
+              <w:t>Développés, avec candidature et confirmation par le gestionnaire.</w:t>
             </w:r>
           </w:p>
         </w:tc>
@@ -2105,49 +2138,197 @@
         </w:trPr>
         <w:tc>
           <w:tcPr>
-            <w:tcW w:type="dxa" w:w="2835"/>
+            <w:tcW w:type="dxa" w:w="3061"/>
             <w:vAlign w:val="center"/>
-            <w:shd w:fill="FFFFFF"/>
             <w:tcMar>
-              <w:top w:w="115" w:type="dxa"/>
-              <w:left w:w="115" w:type="dxa"/>
-              <w:bottom w:w="115" w:type="dxa"/>
-              <w:right w:w="115" w:type="dxa"/>
+              <w:top w:w="100" w:type="dxa"/>
+              <w:left w:w="100" w:type="dxa"/>
+              <w:bottom w:w="100" w:type="dxa"/>
+              <w:right w:w="100" w:type="dxa"/>
             </w:tcMar>
+            <w:shd w:fill="F5F7F9"/>
+            <w:tcBorders>
+              <w:top w:val="single" w:sz="4" w:color="D9D9D9"/>
+              <w:left w:val="single" w:sz="4" w:color="D9D9D9"/>
+              <w:bottom w:val="single" w:sz="4" w:color="D9D9D9"/>
+              <w:right w:val="single" w:sz="4" w:color="D9D9D9"/>
+            </w:tcBorders>
           </w:tcPr>
           <w:p>
             <w:pPr>
-              <w:spacing w:after="0" w:line="252" w:lineRule="auto"/>
+              <w:spacing w:after="40" w:line="247" w:lineRule="auto"/>
             </w:pPr>
             <w:r>
               <w:rPr>
-                <w:sz w:val="20"/>
+                <w:b w:val="0"/>
+                <w:sz w:val="21"/>
               </w:rPr>
-              <w:t>Adaptation des écrans</w:t>
+              <w:t>Agenda abonné</w:t>
             </w:r>
           </w:p>
         </w:tc>
         <w:tc>
           <w:tcPr>
-            <w:tcW w:type="dxa" w:w="6803"/>
+            <w:tcW w:type="dxa" w:w="6576"/>
             <w:vAlign w:val="center"/>
-            <w:shd w:fill="FFFFFF"/>
             <w:tcMar>
-              <w:top w:w="115" w:type="dxa"/>
-              <w:left w:w="115" w:type="dxa"/>
-              <w:bottom w:w="115" w:type="dxa"/>
-              <w:right w:w="115" w:type="dxa"/>
+              <w:top w:w="100" w:type="dxa"/>
+              <w:left w:w="100" w:type="dxa"/>
+              <w:bottom w:w="100" w:type="dxa"/>
+              <w:right w:w="100" w:type="dxa"/>
             </w:tcMar>
+            <w:shd w:fill="F5F7F9"/>
+            <w:tcBorders>
+              <w:top w:val="single" w:sz="4" w:color="D9D9D9"/>
+              <w:left w:val="single" w:sz="4" w:color="D9D9D9"/>
+              <w:bottom w:val="single" w:sz="4" w:color="D9D9D9"/>
+              <w:right w:val="single" w:sz="4" w:color="D9D9D9"/>
+            </w:tcBorders>
           </w:tcPr>
           <w:p>
             <w:pPr>
-              <w:spacing w:after="0" w:line="252" w:lineRule="auto"/>
+              <w:spacing w:after="40" w:line="247" w:lineRule="auto"/>
             </w:pPr>
             <w:r>
               <w:rPr>
-                <w:sz w:val="20"/>
+                <w:b w:val="0"/>
+                <w:sz w:val="21"/>
               </w:rPr>
-              <w:t>Pas de débordement horizontal détecté à 320, 768 et 1 440 pixels sur les écrans accessibles au compte d’essai.</w:t>
+              <w:t>Développé ; synchronisation réelle sur les logiciels utilisés à vérifier.</w:t>
+            </w:r>
+          </w:p>
+        </w:tc>
+      </w:tr>
+      <w:tr>
+        <w:trPr>
+          <w:cantSplit/>
+        </w:trPr>
+        <w:tc>
+          <w:tcPr>
+            <w:tcW w:type="dxa" w:w="3061"/>
+            <w:vAlign w:val="center"/>
+            <w:tcMar>
+              <w:top w:w="100" w:type="dxa"/>
+              <w:left w:w="100" w:type="dxa"/>
+              <w:bottom w:w="100" w:type="dxa"/>
+              <w:right w:w="100" w:type="dxa"/>
+            </w:tcMar>
+            <w:shd w:fill="FFFFFF"/>
+            <w:tcBorders>
+              <w:top w:val="single" w:sz="4" w:color="D9D9D9"/>
+              <w:left w:val="single" w:sz="4" w:color="D9D9D9"/>
+              <w:bottom w:val="single" w:sz="4" w:color="D9D9D9"/>
+              <w:right w:val="single" w:sz="4" w:color="D9D9D9"/>
+            </w:tcBorders>
+          </w:tcPr>
+          <w:p>
+            <w:pPr>
+              <w:spacing w:after="40" w:line="247" w:lineRule="auto"/>
+            </w:pPr>
+            <w:r>
+              <w:rPr>
+                <w:b w:val="0"/>
+                <w:sz w:val="21"/>
+              </w:rPr>
+              <w:t>Photographies historiques</w:t>
+            </w:r>
+          </w:p>
+        </w:tc>
+        <w:tc>
+          <w:tcPr>
+            <w:tcW w:type="dxa" w:w="6576"/>
+            <w:vAlign w:val="center"/>
+            <w:tcMar>
+              <w:top w:w="100" w:type="dxa"/>
+              <w:left w:w="100" w:type="dxa"/>
+              <w:bottom w:w="100" w:type="dxa"/>
+              <w:right w:w="100" w:type="dxa"/>
+            </w:tcMar>
+            <w:shd w:fill="FFFFFF"/>
+            <w:tcBorders>
+              <w:top w:val="single" w:sz="4" w:color="D9D9D9"/>
+              <w:left w:val="single" w:sz="4" w:color="D9D9D9"/>
+              <w:bottom w:val="single" w:sz="4" w:color="D9D9D9"/>
+              <w:right w:val="single" w:sz="4" w:color="D9D9D9"/>
+            </w:tcBorders>
+          </w:tcPr>
+          <w:p>
+            <w:pPr>
+              <w:spacing w:after="40" w:line="247" w:lineRule="auto"/>
+            </w:pPr>
+            <w:r>
+              <w:rPr>
+                <w:b w:val="0"/>
+                <w:sz w:val="21"/>
+              </w:rPr>
+              <w:t>Capture des publications, clôtures et débuts de garde développée.</w:t>
+            </w:r>
+          </w:p>
+        </w:tc>
+      </w:tr>
+      <w:tr>
+        <w:trPr>
+          <w:cantSplit/>
+        </w:trPr>
+        <w:tc>
+          <w:tcPr>
+            <w:tcW w:type="dxa" w:w="3061"/>
+            <w:vAlign w:val="center"/>
+            <w:tcMar>
+              <w:top w:w="100" w:type="dxa"/>
+              <w:left w:w="100" w:type="dxa"/>
+              <w:bottom w:w="100" w:type="dxa"/>
+              <w:right w:w="100" w:type="dxa"/>
+            </w:tcMar>
+            <w:shd w:fill="F5F7F9"/>
+            <w:tcBorders>
+              <w:top w:val="single" w:sz="4" w:color="D9D9D9"/>
+              <w:left w:val="single" w:sz="4" w:color="D9D9D9"/>
+              <w:bottom w:val="single" w:sz="4" w:color="D9D9D9"/>
+              <w:right w:val="single" w:sz="4" w:color="D9D9D9"/>
+            </w:tcBorders>
+          </w:tcPr>
+          <w:p>
+            <w:pPr>
+              <w:spacing w:after="40" w:line="247" w:lineRule="auto"/>
+            </w:pPr>
+            <w:r>
+              <w:rPr>
+                <w:b w:val="0"/>
+                <w:sz w:val="21"/>
+              </w:rPr>
+              <w:t>Bilan mensuel transmissible</w:t>
+            </w:r>
+          </w:p>
+        </w:tc>
+        <w:tc>
+          <w:tcPr>
+            <w:tcW w:type="dxa" w:w="6576"/>
+            <w:vAlign w:val="center"/>
+            <w:tcMar>
+              <w:top w:w="100" w:type="dxa"/>
+              <w:left w:w="100" w:type="dxa"/>
+              <w:bottom w:w="100" w:type="dxa"/>
+              <w:right w:w="100" w:type="dxa"/>
+            </w:tcMar>
+            <w:shd w:fill="F5F7F9"/>
+            <w:tcBorders>
+              <w:top w:val="single" w:sz="4" w:color="D9D9D9"/>
+              <w:left w:val="single" w:sz="4" w:color="D9D9D9"/>
+              <w:bottom w:val="single" w:sz="4" w:color="D9D9D9"/>
+              <w:right w:val="single" w:sz="4" w:color="D9D9D9"/>
+            </w:tcBorders>
+          </w:tcPr>
+          <w:p>
+            <w:pPr>
+              <w:spacing w:after="40" w:line="247" w:lineRule="auto"/>
+            </w:pPr>
+            <w:r>
+              <w:rPr>
+                <w:b w:val="0"/>
+                <w:sz w:val="21"/>
+              </w:rPr>
+              <w:t>À développer. Les statistiques actuelles ne constituent pas encore ce bilan historique.</w:t>
             </w:r>
           </w:p>
         </w:tc>
@@ -2155,22 +2336,23 @@
     </w:tbl>
     <w:p>
       <w:pPr>
-        <w:spacing w:after="0" w:before="0" w:line="240" w:lineRule="auto"/>
+        <w:spacing w:after="0"/>
+      </w:pPr>
+    </w:p>
+    <w:p>
+      <w:pPr>
+        <w:pStyle w:val="Heading2"/>
       </w:pPr>
       <w:r>
-        <w:rPr>
-          <w:sz w:val="6"/>
-        </w:rPr>
+        <w:t>Des chiffres à interpréter correctement</w:t>
       </w:r>
     </w:p>
     <w:p>
       <w:r>
         <w:rPr>
           <w:b w:val="0"/>
-          <w:color w:val="505762"/>
-          <w:sz w:val="18"/>
         </w:rPr>
-        <w:t>Ces contrôles ne remplacent pas une recette complète avec plusieurs rôles, des écritures métier et de vrais téléphones. L’envoi réel des emails et des notifications n’a pas été testé pendant cet audit.</w:t>
+        <w:t>Les statistiques visibles restent liées à l’effectif actuel. Les nouvelles photographies préparent un futur bilan stable, sans reconstituer les périodes antérieures à leur activation. Le retrait d’un compte et la purge distinguent les détails individuels des faits statistiques ; leur conservation reste soumise aux règles validées par le centre et son DPO.</w:t>
       </w:r>
     </w:p>
     <w:p>
@@ -2178,43 +2360,23 @@
         <w:pStyle w:val="Heading2"/>
       </w:pPr>
       <w:r>
-        <w:t>Les correctifs prioritaires</w:t>
+        <w:t>Conditions de mise en service</w:t>
       </w:r>
     </w:p>
     <w:p>
-      <w:pPr>
-        <w:spacing w:after="100"/>
-        <w:ind w:left="170" w:hanging="170"/>
-      </w:pPr>
       <w:r>
         <w:rPr>
           <w:b w:val="0"/>
         </w:rPr>
-        <w:t>•  Planning et exports : permettre le retrait d’un agent désactivé déjà affecté, prévenir les agents retirés lors d’une republication et conserver la version publiée dans les exports.</w:t>
+        <w:t>Le porteur du projet confirme le 21 octobre que les cinq migrations des 20 et 21 octobre sont appliquées et les traitements planifiés activés sur le site. La vérification progressive porte désormais sur les passages effectifs, les réglages du centre, la réception sur téléphone et la synchronisation des agendas.</w:t>
       </w:r>
     </w:p>
     <w:p>
-      <w:pPr>
-        <w:spacing w:after="100"/>
-        <w:ind w:left="170" w:hanging="170"/>
-      </w:pPr>
       <w:r>
         <w:rPr>
           <w:b w:val="0"/>
         </w:rPr>
-        <w:t>•  Information partagée : actualiser les données après une action d’un autre utilisateur et resserrer les droits de l’ancien centre lors du transfert d’un agent.</w:t>
-      </w:r>
-    </w:p>
-    <w:p>
-      <w:pPr>
-        <w:spacing w:after="100"/>
-        <w:ind w:left="170" w:hanging="170"/>
-      </w:pPr>
-      <w:r>
-        <w:rPr>
-          <w:b w:val="0"/>
-        </w:rPr>
-        <w:t>•  Notifications : conserver les envois en attente lors du réabonnement, fiabiliser les reprises et les destinataires, et traiter les appareils utilisés par plusieurs comptes.</w:t>
+        <w:t>La validation juridique des traitements, les durées de conservation, les contrats des prestataires, la notice aux agents, la sauvegarde et la restauration restent des points de mise en service à confirmer. La présence de contrôles techniques ne vaut pas validation RGPD.</w:t>
       </w:r>
     </w:p>
     <w:p>
@@ -2222,7 +2384,7 @@
         <w:pStyle w:val="Heading2"/>
       </w:pPr>
       <w:r>
-        <w:t>Les accès et les données</w:t>
+        <w:t>Prochaine étape</w:t>
       </w:r>
     </w:p>
     <w:p>
@@ -2230,7 +2392,7 @@
         <w:rPr>
           <w:b w:val="0"/>
         </w:rPr>
-        <w:t>L’application repose sur Next.js et React, avec Supabase pour les comptes et les données. Les droits sont organisés par rôle et par centre, avec des contrôles en base. Cette architecture apporte un socle de protection ; elle ne constitue pas, à elle seule, une attestation de conformité ou de sécurité.</w:t>
+        <w:t>Accompagner les gestionnaires sur une campagne : publication partielle du mois, remplacement après clôture, rappel de garde et abonnement à un agenda. Relever les difficultés et délais constatés, puis développer le bilan mensuel à partir des photographies collectées.</w:t>
       </w:r>
     </w:p>
     <w:p>
@@ -2238,176 +2400,14 @@
         <w:rPr>
           <w:b w:val="0"/>
         </w:rPr>
-        <w:t>Avant l’ouverture réelle, l’exploitant devra confirmer la configuration de production, les sauvegardes et leur restauration, la conservation des données et le circuit de support. L’authentification SAML est prévue dans le code mais demande une configuration et une validation auprès du fournisseur retenu.</w:t>
-      </w:r>
-    </w:p>
-    <w:p>
-      <w:r>
-        <w:br w:type="page"/>
-      </w:r>
-    </w:p>
-    <w:p>
-      <w:pPr>
-        <w:pStyle w:val="Heading1"/>
-      </w:pPr>
-      <w:r>
-        <w:t>Proposition de mise en service</w:t>
-      </w:r>
-    </w:p>
-    <w:p>
-      <w:r>
-        <w:rPr>
-          <w:b w:val="0"/>
-        </w:rPr>
-        <w:t>Une expérimentation sur un centre volontaire est proposée après correction des anomalies prioritaires. Elle doit permettre de confronter les parcours aux habitudes du centre et de vérifier la fiabilité des données avant toute généralisation.</w:t>
-      </w:r>
-    </w:p>
-    <w:p>
-      <w:pPr>
-        <w:pStyle w:val="Heading2"/>
-      </w:pPr>
-      <w:r>
-        <w:t>Préparer une campagne pilote</w:t>
-      </w:r>
-    </w:p>
-    <w:p>
-      <w:r>
-        <w:rPr>
-          <w:b w:val="0"/>
-        </w:rPr>
-        <w:t>Désigner un responsable métier et un référent technique, choisir les agents et la période concernés, puis confirmer les horaires, les besoins et les qualifications. Définir dès le départ quel planning fait foi pendant l’essai et comment poursuivre le travail en cas d’indisponibilité de l’application.</w:t>
-      </w:r>
-    </w:p>
-    <w:p>
-      <w:pPr>
-        <w:pStyle w:val="Heading2"/>
-      </w:pPr>
-      <w:r>
-        <w:t>Valider les scénarios de bout en bout</w:t>
-      </w:r>
-    </w:p>
-    <w:p>
-      <w:pPr>
-        <w:spacing w:after="100"/>
-        <w:ind w:left="170" w:hanging="170"/>
-      </w:pPr>
-      <w:r>
-        <w:rPr>
-          <w:b w:val="0"/>
-        </w:rPr>
-        <w:t>•  Inviter un agent, activer son compte, saisir puis valider ses disponibilités et vérifier leur prise en compte par le gestionnaire.</w:t>
-      </w:r>
-    </w:p>
-    <w:p>
-      <w:pPr>
-        <w:spacing w:after="100"/>
-        <w:ind w:left="170" w:hanging="170"/>
-      </w:pPr>
-      <w:r>
-        <w:rPr>
-          <w:b w:val="0"/>
-        </w:rPr>
-        <w:t>•  Préparer et publier une garde, puis vérifier son affichage dans une seconde session et sur un téléphone.</w:t>
-      </w:r>
-    </w:p>
-    <w:p>
-      <w:pPr>
-        <w:spacing w:after="100"/>
-        <w:ind w:left="170" w:hanging="170"/>
-      </w:pPr>
-      <w:r>
-        <w:rPr>
-          <w:b w:val="0"/>
-        </w:rPr>
-        <w:t>•  Modifier une garde publiée, retirer un agent, traiter un désistement et vérifier les notifications de chaque personne concernée.</w:t>
-      </w:r>
-    </w:p>
-    <w:p>
-      <w:pPr>
-        <w:spacing w:after="100"/>
-        <w:ind w:left="170" w:hanging="170"/>
-      </w:pPr>
-      <w:r>
-        <w:rPr>
-          <w:b w:val="0"/>
-        </w:rPr>
-        <w:t>•  Désactiver un agent affecté, le remplacer et comparer les exports avec le planning publié.</w:t>
-      </w:r>
-    </w:p>
-    <w:p>
-      <w:pPr>
-        <w:spacing w:after="100"/>
-        <w:ind w:left="170" w:hanging="170"/>
-      </w:pPr>
-      <w:r>
-        <w:rPr>
-          <w:b w:val="0"/>
-        </w:rPr>
-        <w:t>•  Tester la réception sur Android et iPhone, un échec d’envoi suivi d’une reprise et un changement de compte sur un appareil partagé.</w:t>
-      </w:r>
-    </w:p>
-    <w:p>
-      <w:pPr>
-        <w:pStyle w:val="Heading2"/>
-      </w:pPr>
-      <w:r>
-        <w:t>Décider à partir de résultats mesurés</w:t>
-      </w:r>
-    </w:p>
-    <w:p>
-      <w:r>
-        <w:rPr>
-          <w:b w:val="0"/>
-        </w:rPr>
-        <w:t>Le bilan du pilote devra relever la part des réponses validées à l’échéance, le temps de préparation du planning, les écarts entre planning affiché et publié, la réception des messages et les difficultés d’utilisation. Les seuils d’acceptation seront fixés avec le centre avant l’essai.</w:t>
-      </w:r>
-    </w:p>
-    <w:p>
-      <w:r>
-        <w:rPr>
-          <w:b w:val="0"/>
-        </w:rPr>
-        <w:t>Le passage en exploitation pourra être décidé lorsque les correctifs auront été vérifiés, que les scénarios métier auront été validés et que l’organisation du support sera définie. Le calendrier, les coûts d’hébergement et d’envoi, ainsi que la charge de maintenance restent à chiffrer selon le périmètre retenu.</w:t>
-      </w:r>
-    </w:p>
-    <w:p>
-      <w:pPr>
-        <w:pStyle w:val="Heading2"/>
-      </w:pPr>
-      <w:r>
-        <w:t>Documents de référence</w:t>
-      </w:r>
-    </w:p>
-    <w:p>
-      <w:r>
-        <w:rPr>
-          <w:b w:val="0"/>
-          <w:color w:val="505762"/>
-          <w:sz w:val="18"/>
-        </w:rPr>
-        <w:t>État fonctionnel : README et plan de développement du projet.</w:t>
-        <w:br/>
-        <w:t>Évaluation de mise en service : Audit de déployabilité du ZIP du 22 septembre 2026.</w:t>
-        <w:br/>
-        <w:t>Application : https://dispo-sp.vercel.app</w:t>
-        <w:br/>
-        <w:t>Dépôt du projet : https://github.com/emifrog/DispoSp</w:t>
-      </w:r>
-    </w:p>
-    <w:p>
-      <w:r>
-        <w:rPr>
-          <w:b w:val="0"/>
-          <w:color w:val="505762"/>
-          <w:sz w:val="18"/>
-        </w:rPr>
-        <w:t>Dossier établi le 23 septembre 2026. La décision de mise en service doit tenir compte des correctifs et des validations réalisés après l’audit.</w:t>
+        <w:t>Le guide des gestionnaires daté du 21 octobre 2026 décrit les actions à réaliser. L’analyse de la même date détaille les vérifications techniques et les points restant à contrôler.</w:t>
       </w:r>
     </w:p>
     <w:sectPr>
       <w:footerReference w:type="default" r:id="rId9"/>
+      <w:headerReference w:type="default" r:id="rId11"/>
       <w:pgSz w:w="11906" w:h="16838"/>
-      <w:pgMar w:top="1077" w:right="1134" w:bottom="1077" w:left="1134" w:header="454" w:footer="454" w:gutter="0"/>
+      <w:pgMar w:top="1020" w:right="1134" w:bottom="1020" w:left="1134" w:header="454" w:footer="454" w:gutter="0"/>
       <w:cols w:space="720"/>
       <w:docGrid w:linePitch="360"/>
     </w:sectPr>
@@ -2419,28 +2419,21 @@
 <w:ftr xmlns:m="http://schemas.openxmlformats.org/officeDocument/2006/math" xmlns:mc="http://schemas.openxmlformats.org/markup-compatibility/2006" xmlns:mo="http://schemas.microsoft.com/office/mac/office/2008/main" xmlns:mv="urn:schemas-microsoft-com:mac:vml" xmlns:o="urn:schemas-microsoft-com:office:office" xmlns:r="http://schemas.openxmlformats.org/officeDocument/2006/relationships" xmlns:v="urn:schemas-microsoft-com:vml" xmlns:w10="urn:schemas-microsoft-com:office:word" xmlns:w14="http://schemas.microsoft.com/office/word/2010/wordml" xmlns:w="http://schemas.openxmlformats.org/wordprocessingml/2006/main" xmlns:wne="http://schemas.microsoft.com/office/word/2006/wordml" xmlns:wp14="http://schemas.microsoft.com/office/word/2010/wordprocessingDrawing" xmlns:wp="http://schemas.openxmlformats.org/drawingml/2006/wordprocessingDrawing" xmlns:wpc="http://schemas.microsoft.com/office/word/2010/wordprocessingCanvas" xmlns:wpg="http://schemas.microsoft.com/office/word/2010/wordprocessingGroup" xmlns:wpi="http://schemas.microsoft.com/office/word/2010/wordprocessingInk" xmlns:wps="http://schemas.microsoft.com/office/word/2010/wordprocessingShape" mc:Ignorable="w14 wp14">
   <w:p>
     <w:pPr>
-      <w:pStyle w:val="Footer"/>
-      <w:tabs>
-        <w:tab w:pos="9638" w:val="right"/>
-      </w:tabs>
-      <w:spacing w:after="0"/>
+      <w:jc w:val="right"/>
     </w:pPr>
     <w:r>
       <w:rPr>
-        <w:color w:val="606873"/>
-        <w:sz w:val="16"/>
-      </w:rPr>
-      <w:t>DispoSP  |  Septembre 2026</w:t>
-    </w:r>
-    <w:r>
-      <w:rPr>
-        <w:sz w:val="16"/>
-      </w:rPr>
-      <w:tab/>
+        <w:sz w:val="18"/>
+      </w:rPr>
+      <w:t xml:space="preserve">DispoSP · Présentation · 21 octobre 2026    |    </w:t>
     </w:r>
     <w:fldSimple w:instr="PAGE"/>
   </w:p>
 </w:ftr>
+</file>
+
+<file path=word/header1.xml><?xml version="1.0" encoding="utf-8"?>
+<w:hdr xmlns:m="http://schemas.openxmlformats.org/officeDocument/2006/math" xmlns:mc="http://schemas.openxmlformats.org/markup-compatibility/2006" xmlns:mo="http://schemas.microsoft.com/office/mac/office/2008/main" xmlns:mv="urn:schemas-microsoft-com:mac:vml" xmlns:o="urn:schemas-microsoft-com:office:office" xmlns:r="http://schemas.openxmlformats.org/officeDocument/2006/relationships" xmlns:v="urn:schemas-microsoft-com:vml" xmlns:w10="urn:schemas-microsoft-com:office:word" xmlns:w14="http://schemas.microsoft.com/office/word/2010/wordml" xmlns:w="http://schemas.openxmlformats.org/wordprocessingml/2006/main" xmlns:wne="http://schemas.microsoft.com/office/word/2006/wordml" xmlns:wp14="http://schemas.microsoft.com/office/word/2010/wordprocessingDrawing" xmlns:wp="http://schemas.openxmlformats.org/drawingml/2006/wordprocessingDrawing" xmlns:wpc="http://schemas.microsoft.com/office/word/2010/wordprocessingCanvas" xmlns:wpg="http://schemas.microsoft.com/office/word/2010/wordprocessingGroup" xmlns:wpi="http://schemas.microsoft.com/office/word/2010/wordprocessingInk" xmlns:wps="http://schemas.microsoft.com/office/word/2010/wordprocessingShape" mc:Ignorable="w14 wp14"/>
 </file>
 
 <file path=word/numbering.xml><?xml version="1.0" encoding="utf-8"?>
@@ -2808,12 +2801,14 @@
     <w:rsid w:val="00FC693F"/>
     <w:pPr>
       <w:widowControl/>
-      <w:spacing w:line="264" w:lineRule="auto" w:after="160"/>
+      <w:spacing w:line="259" w:lineRule="auto" w:after="140" w:before="0"/>
     </w:pPr>
     <w:rPr>
       <w:rFonts w:ascii="Calibri" w:hAnsi="Calibri"/>
       <w:color w:val="000000"/>
       <w:sz w:val="22"/>
+      <w:lang w:val="fr-FR"/>
+      <w:lang w:val="fr-FR"/>
       <w:lang w:val="fr-FR"/>
     </w:rPr>
   </w:style>
@@ -2873,7 +2868,7 @@
       <w:keepNext/>
       <w:keepLines/>
       <w:widowControl/>
-      <w:spacing w:before="0" w:after="300"/>
+      <w:spacing w:before="0" w:after="180" w:line="259" w:lineRule="auto"/>
       <w:outlineLvl w:val="0"/>
     </w:pPr>
     <w:rPr>
@@ -2881,7 +2876,7 @@
       <w:b/>
       <w:bCs/>
       <w:color w:val="000000"/>
-      <w:sz w:val="48"/>
+      <w:sz w:val="44"/>
       <w:szCs w:val="28"/>
     </w:rPr>
   </w:style>
@@ -2898,7 +2893,7 @@
       <w:keepNext/>
       <w:keepLines/>
       <w:widowControl/>
-      <w:spacing w:before="260" w:after="120"/>
+      <w:spacing w:before="220" w:after="180" w:line="259" w:lineRule="auto"/>
       <w:outlineLvl w:val="1"/>
     </w:pPr>
     <w:rPr>
@@ -2906,7 +2901,7 @@
       <w:b/>
       <w:bCs/>
       <w:color w:val="000000"/>
-      <w:sz w:val="28"/>
+      <w:sz w:val="26"/>
       <w:szCs w:val="26"/>
     </w:rPr>
   </w:style>
@@ -2923,7 +2918,7 @@
       <w:keepNext/>
       <w:keepLines/>
       <w:widowControl/>
-      <w:spacing w:before="200" w:after="0"/>
+      <w:spacing w:before="0" w:after="140" w:line="259" w:lineRule="auto"/>
       <w:outlineLvl w:val="2"/>
     </w:pPr>
     <w:rPr>
@@ -3164,7 +3159,7 @@
     <w:pPr>
       <w:keepNext/>
       <w:widowControl/>
-      <w:spacing w:after="260" w:line="240" w:lineRule="auto"/>
+      <w:spacing w:after="180" w:line="259" w:lineRule="auto" w:before="0"/>
       <w:contextualSpacing/>
     </w:pPr>
     <w:rPr>
@@ -3173,7 +3168,7 @@
       <w:color w:val="000000"/>
       <w:spacing w:val="5"/>
       <w:kern w:val="28"/>
-      <w:sz w:val="64"/>
+      <w:sz w:val="56"/>
       <w:szCs w:val="52"/>
     </w:rPr>
   </w:style>
@@ -3206,15 +3201,16 @@
       <w:numPr>
         <w:ilvl w:val="1"/>
       </w:numPr>
-      <w:spacing w:after="320"/>
+      <w:spacing w:after="180" w:before="0" w:line="259" w:lineRule="auto"/>
     </w:pPr>
     <w:rPr>
       <w:rFonts w:asciiTheme="majorHAnsi" w:eastAsiaTheme="majorEastAsia" w:hAnsiTheme="majorHAnsi" w:cstheme="majorBidi" w:ascii="Calibri" w:hAnsi="Calibri"/>
+      <w:b w:val="0"/>
       <w:i/>
       <w:iCs/>
       <w:color w:val="000000"/>
       <w:spacing w:val="15"/>
-      <w:sz w:val="32"/>
+      <w:sz w:val="28"/>
       <w:szCs w:val="24"/>
     </w:rPr>
   </w:style>
@@ -3347,11 +3343,18 @@
     <w:unhideWhenUsed/>
     <w:rsid w:val="00326F90"/>
     <w:pPr>
+      <w:widowControl/>
       <w:numPr>
         <w:numId w:val="1"/>
       </w:numPr>
+      <w:spacing w:after="140" w:before="0" w:line="259" w:lineRule="auto"/>
       <w:contextualSpacing/>
     </w:pPr>
+    <w:rPr>
+      <w:rFonts w:ascii="Calibri" w:hAnsi="Calibri"/>
+      <w:color w:val="000000"/>
+      <w:sz w:val="22"/>
+    </w:rPr>
   </w:style>
   <w:style w:type="paragraph" w:styleId="ListBullet2">
     <w:name w:val="List Bullet 2"/>
@@ -3386,11 +3389,18 @@
     <w:unhideWhenUsed/>
     <w:rsid w:val="00326F90"/>
     <w:pPr>
+      <w:widowControl/>
       <w:numPr>
         <w:numId w:val="5"/>
       </w:numPr>
+      <w:spacing w:after="140" w:before="0" w:line="259" w:lineRule="auto"/>
       <w:contextualSpacing/>
     </w:pPr>
+    <w:rPr>
+      <w:rFonts w:ascii="Calibri" w:hAnsi="Calibri"/>
+      <w:color w:val="000000"/>
+      <w:sz w:val="22"/>
+    </w:rPr>
   </w:style>
   <w:style w:type="paragraph" w:styleId="ListNumber2">
     <w:name w:val="List Number 2"/>
